--- a/modelos/_FORMATO_BASE.docx
+++ b/modelos/_FORMATO_BASE.docx
@@ -4,404 +4,463 @@
   <w:body>
     <w:p>
       <w:pPr>
-        <w:pStyle w:val="Normal"/>
-        <w:spacing w:lineRule="exact" w:line="360" w:before="0" w:after="160"/>
-        <w:ind w:hanging="0"/>
-        <w:jc w:val="both"/>
-        <w:rPr/>
-      </w:pPr>
-      <w:r>
-        <w:rPr>
-          <w:rFonts w:eastAsia="Arial" w:cs="Arial"/>
-          <w:b/>
-          <w:bCs/>
-          <w:sz w:val="22"/>
-          <w:szCs w:val="22"/>
-        </w:rPr>
-        <w:t>EXCELENTÍSSIMO(A) SENHOR(A) DOUTOR(A) JUIZ(A) DO TRABALHO DA [Nº]ª VARA DO TRABALHO DE CAMPO GRANDE/MS.</w:t>
+        <w:pStyle w:val="ASJUREnderecamento"/>
+      </w:pPr>
+      <w:r>
+        <w:rPr/>
+        <w:t xml:space="preserve">[ENDEREÇAMENTO — ex.: EXCELENTÍSSIMO(A) SENHOR(A) DOUTOR(A) JUIZ(A) DO TRABALHO DA [Nº]ª VARA DO TRABALHO DE CAMPO GRANDE/MS. · para recursos e contrarrazões, dirigir ao TRT da 24ª Região]</w:t>
       </w:r>
     </w:p>
     <w:p>
       <w:pPr>
         <w:pStyle w:val="Normal"/>
         <w:spacing w:before="0" w:after="200"/>
-        <w:rPr/>
-      </w:pPr>
-      <w:r>
-        <w:rPr/>
-      </w:r>
+      </w:pPr>
     </w:p>
     <w:p>
       <w:pPr>
         <w:pStyle w:val="Normal"/>
         <w:spacing w:before="0" w:after="200"/>
-        <w:rPr/>
-      </w:pPr>
-      <w:r>
-        <w:rPr/>
-        <w:t xml:space="preserve">                         </w:t>
+      </w:pPr>
+    </w:p>
+    <w:p>
+      <w:pPr>
+        <w:pStyle w:val="ASJURQualificacao"/>
+      </w:pPr>
+      <w:r>
+        <w:rPr>
+          <w:b/>
+          <w:bCs/>
+        </w:rPr>
+        <w:t xml:space="preserve">Autos nº. [Nº DO PROCESSO].</w:t>
+      </w:r>
+    </w:p>
+    <w:p>
+      <w:pPr>
+        <w:pStyle w:val="ASJURQualificacao"/>
+      </w:pPr>
+      <w:r>
+        <w:rPr>
+          <w:b/>
+          <w:bCs/>
+        </w:rPr>
+        <w:t xml:space="preserve">[POLO ATIVO — Reclamante/Recorrente/Agravante]: </w:t>
+      </w:r>
+      <w:r>
+        <w:rPr/>
+        <w:t xml:space="preserve">[NOME DA PARTE].</w:t>
+      </w:r>
+    </w:p>
+    <w:p>
+      <w:pPr>
+        <w:pStyle w:val="ASJURQualificacao"/>
+      </w:pPr>
+      <w:r>
+        <w:rPr>
+          <w:b/>
+          <w:bCs/>
+        </w:rPr>
+        <w:t xml:space="preserve">[POLO PASSIVO — Reclamada/Recorrida/Agravada]: </w:t>
+      </w:r>
+      <w:r>
+        <w:rPr/>
+        <w:t xml:space="preserve">EMPRESA BRASILEIRA DE CORREIOS E TELÉGRAFOS.</w:t>
       </w:r>
     </w:p>
     <w:p>
       <w:pPr>
         <w:pStyle w:val="Normal"/>
         <w:spacing w:before="0" w:after="200"/>
-        <w:rPr/>
-      </w:pPr>
-      <w:r>
-        <w:rPr/>
+      </w:pPr>
+    </w:p>
+    <w:p>
+      <w:pPr>
+        <w:pStyle w:val="ASJURCorpo"/>
+      </w:pPr>
+      <w:r>
+        <w:rPr>
+          <w:b/>
+          <w:bCs/>
+        </w:rPr>
+        <w:t xml:space="preserve">EMPRESA BRASILEIRA DE CORREIOS E TELÉGRAFOS – SUPERINTENDÊNCIA ESTADUAL DE MATO GROSSO DO SUL</w:t>
+      </w:r>
+      <w:r>
+        <w:rPr/>
+        <w:t xml:space="preserve">, Empresa Pública Federal, instituída pelo Decreto-Lei nº 509/69, com sede na Avenida Calógeras nº 2.309, centro, Campo Grande/MS, telefone (67) 2109-1004, nos autos da </w:t>
+      </w:r>
+      <w:r>
+        <w:rPr>
+          <w:b/>
+          <w:bCs/>
+        </w:rPr>
+        <w:t xml:space="preserve">RECLAMAÇÃO TRABALHISTA</w:t>
+      </w:r>
+      <w:r>
+        <w:rPr/>
+        <w:t xml:space="preserve"> em epígrafe, que lhe move </w:t>
+      </w:r>
+      <w:r>
+        <w:rPr>
+          <w:b/>
+          <w:bCs/>
+        </w:rPr>
+        <w:t xml:space="preserve">[NOME DA PARTE]</w:t>
+      </w:r>
+      <w:r>
+        <w:rPr/>
+        <w:t xml:space="preserve">, por meio do procurador que esta subscreve, vem, respeitosamente, à presença de Vossa Excelência, com [FUNDAMENTAÇÃO LEGAL DE ADMISSIBILIDADE — ex.: arts. 847 CLT c/c 336 CPC para contestação; art. 895 CLT para recurso ordinário; art. 896 CLT para recurso de revista; art. 897, § 6º, CLT para contrarrazões e contraminuta], apresentar </w:t>
+      </w:r>
+      <w:r>
+        <w:rPr>
+          <w:b/>
+          <w:bCs/>
+        </w:rPr>
+        <w:t xml:space="preserve">[TIPO DE PEÇA]</w:t>
+      </w:r>
+      <w:r>
+        <w:rPr/>
+        <w:t xml:space="preserve">, pelos motivos de fato e de direito que seguem.</w:t>
+      </w:r>
+    </w:p>
+    <w:p>
+      <w:pPr>
+        <w:pStyle w:val="ASJURCorpo"/>
+      </w:pPr>
+      <w:r>
+        <w:rPr>
+          <w:i/>
+          <w:iCs/>
+        </w:rPr>
+        <w:t xml:space="preserve">[PARÁGRAFO DE TEMPESTIVIDADE, quando cabível — a intimação ocorreu em ____________, contando-se o prazo em dobro, nos termos do art. 1º, inciso III, do Decreto-Lei nº 779/69, em razão da equiparação da ECT à Fazenda Pública prevista no art. 12 do Decreto-Lei nº 509/69.]</w:t>
+      </w:r>
+    </w:p>
+    <w:p>
+      <w:pPr>
+        <w:pStyle w:val="ASJURCorpo"/>
+      </w:pPr>
+      <w:r>
+        <w:rPr/>
+        <w:t xml:space="preserve">Nesses Termos,</w:t>
+      </w:r>
+    </w:p>
+    <w:p>
+      <w:pPr>
+        <w:pStyle w:val="ASJURCorpo"/>
+      </w:pPr>
+      <w:r>
+        <w:rPr/>
+        <w:t xml:space="preserve">Pede Deferimento.</w:t>
+      </w:r>
+    </w:p>
+    <w:p>
+      <w:pPr>
+        <w:pStyle w:val="ASJURCorpo"/>
+      </w:pPr>
+      <w:r>
+        <w:rPr/>
+        <w:t xml:space="preserve">Campo Grande/MS, data de assinatura eletrônica.</w:t>
+      </w:r>
+    </w:p>
+    <w:p>
+      <w:pPr>
+        <w:pStyle w:val="ASJURCorpo"/>
+      </w:pPr>
+      <w:r>
+        <w:rPr/>
+        <w:t xml:space="preserve"/>
+      </w:r>
+    </w:p>
+    <w:p>
+      <w:pPr>
+        <w:pStyle w:val="ASJURAssinatura"/>
+      </w:pPr>
+      <w:r>
+        <w:rPr/>
+        <w:t xml:space="preserve">Marcos Hideki Kamibayashi</w:t>
+      </w:r>
+    </w:p>
+    <w:p>
+      <w:pPr>
+        <w:pStyle w:val="ASJURAssinatura"/>
+      </w:pPr>
+      <w:r>
+        <w:rPr>
+          <w:b/>
+          <w:bCs/>
+        </w:rPr>
+        <w:t xml:space="preserve">OAB/MS 14.580</w:t>
+      </w:r>
+    </w:p>
+    <w:p>
+      <w:pPr>
+        <w:pStyle w:val="Normal"/>
+      </w:pPr>
+      <w:r>
+        <w:rPr/>
+        <w:br w:type="page"/>
+      </w:r>
+    </w:p>
+    <w:p>
+      <w:pPr>
+        <w:pStyle w:val="ASJURTituloParte"/>
+      </w:pPr>
+      <w:r>
+        <w:rPr/>
+        <w:t xml:space="preserve">[TÍTULO DE PARTE — estilo "ASJUR Título de Parte"]</w:t>
+      </w:r>
+    </w:p>
+    <w:p>
+      <w:pPr>
+        <w:pStyle w:val="ASJURCorpo"/>
+      </w:pPr>
+      <w:r>
+        <w:rPr>
+          <w:i/>
+          <w:iCs/>
+        </w:rPr>
+        <w:t xml:space="preserve">Use este estilo apenas quando a peça reunir mais de uma manifestação num único arquivo (ex.: contrarrazões + contraminuta). Precede-se de quebra de página, seguido do bloco de qualificação próprio daquela parte.</w:t>
+      </w:r>
+    </w:p>
+    <w:p>
+      <w:pPr>
+        <w:pStyle w:val="ASJURQualificacao"/>
+      </w:pPr>
+      <w:r>
+        <w:rPr>
+          <w:b/>
+          <w:bCs/>
+        </w:rPr>
+        <w:t xml:space="preserve">COLENDO TRIBUNAL SUPERIOR DO TRABALHO</w:t>
+      </w:r>
+    </w:p>
+    <w:p>
+      <w:pPr>
+        <w:pStyle w:val="ASJURQualificacao"/>
+      </w:pPr>
+      <w:r>
+        <w:rPr>
+          <w:b/>
+          <w:bCs/>
+        </w:rPr>
+        <w:t xml:space="preserve">Processo nº [Nº DO PROCESSO]</w:t>
+      </w:r>
+    </w:p>
+    <w:p>
+      <w:pPr>
+        <w:pStyle w:val="ASJURQualificacao"/>
+      </w:pPr>
+      <w:r>
+        <w:rPr>
+          <w:b/>
+          <w:bCs/>
+        </w:rPr>
+        <w:t xml:space="preserve">[POLO ATIVO]: </w:t>
+      </w:r>
+      <w:r>
+        <w:rPr/>
+        <w:t xml:space="preserve">[NOME DA PARTE]</w:t>
+      </w:r>
+    </w:p>
+    <w:p>
+      <w:pPr>
+        <w:pStyle w:val="ASJURQualificacao"/>
+      </w:pPr>
+      <w:r>
+        <w:rPr>
+          <w:b/>
+          <w:bCs/>
+        </w:rPr>
+        <w:t xml:space="preserve">[POLO PASSIVO]: </w:t>
+      </w:r>
+      <w:r>
+        <w:rPr/>
+        <w:t xml:space="preserve">EMPRESA BRASILEIRA DE CORREIOS E TELÉGRAFOS – ECT</w:t>
       </w:r>
     </w:p>
     <w:p>
       <w:pPr>
         <w:pStyle w:val="Normal"/>
         <w:spacing w:before="0" w:after="200"/>
-        <w:rPr/>
-      </w:pPr>
-      <w:r>
-        <w:rPr/>
-        <w:t xml:space="preserve">                                      </w:t>
-      </w:r>
-    </w:p>
-    <w:p>
-      <w:pPr>
-        <w:pStyle w:val="Normal"/>
-        <w:spacing w:lineRule="exact" w:line="360" w:before="0" w:after="160"/>
-        <w:ind w:hanging="0"/>
-        <w:jc w:val="both"/>
-        <w:rPr/>
-      </w:pPr>
-      <w:r>
-        <w:rPr>
-          <w:rFonts w:eastAsia="Arial" w:cs="Arial"/>
-          <w:b/>
-          <w:bCs/>
-          <w:sz w:val="22"/>
-          <w:szCs w:val="22"/>
-        </w:rPr>
-        <w:t>Autos nº. [Nº DO PROCESSO].</w:t>
-      </w:r>
-    </w:p>
-    <w:p>
-      <w:pPr>
-        <w:pStyle w:val="Normal"/>
-        <w:spacing w:lineRule="exact" w:line="360" w:before="0" w:after="160"/>
-        <w:ind w:hanging="0"/>
-        <w:jc w:val="both"/>
-        <w:rPr/>
-      </w:pPr>
-      <w:r>
-        <w:rPr>
-          <w:rFonts w:eastAsia="Arial" w:cs="Arial"/>
-          <w:b/>
-          <w:bCs/>
-          <w:sz w:val="22"/>
-          <w:szCs w:val="22"/>
-        </w:rPr>
-        <w:t xml:space="preserve">RECLAMANTE: </w:t>
-      </w:r>
-      <w:r>
-        <w:rPr>
-          <w:rFonts w:eastAsia="Arial" w:cs="Arial"/>
-          <w:sz w:val="22"/>
-          <w:szCs w:val="22"/>
-        </w:rPr>
-        <w:t>[NOME DA RECLAMANTE].</w:t>
-      </w:r>
-    </w:p>
-    <w:p>
-      <w:pPr>
-        <w:pStyle w:val="Normal"/>
-        <w:spacing w:lineRule="exact" w:line="360" w:before="0" w:after="160"/>
-        <w:ind w:hanging="0"/>
-        <w:jc w:val="both"/>
-        <w:rPr/>
-      </w:pPr>
-      <w:r>
-        <w:rPr>
-          <w:rFonts w:eastAsia="Arial" w:cs="Arial"/>
-          <w:b/>
-          <w:bCs/>
-          <w:sz w:val="22"/>
-          <w:szCs w:val="22"/>
-        </w:rPr>
-        <w:t xml:space="preserve">RECLAMADA: </w:t>
-      </w:r>
-      <w:r>
-        <w:rPr>
-          <w:rFonts w:eastAsia="Arial" w:cs="Arial"/>
-          <w:sz w:val="22"/>
-          <w:szCs w:val="22"/>
-        </w:rPr>
-        <w:t>EMPRESA BRASILEIRA DE CORREIOS E TELÉGRAFOS.</w:t>
-      </w:r>
-    </w:p>
-    <w:p>
-      <w:pPr>
-        <w:pStyle w:val="Normal"/>
-        <w:spacing w:before="0" w:after="200"/>
-        <w:rPr/>
-      </w:pPr>
-      <w:r>
-        <w:rPr/>
-      </w:r>
-    </w:p>
-    <w:p>
-      <w:pPr>
-        <w:pStyle w:val="Normal"/>
-        <w:spacing w:before="0" w:after="200"/>
-        <w:rPr/>
-      </w:pPr>
-      <w:r>
-        <w:rPr/>
-      </w:r>
-    </w:p>
-    <w:p>
-      <w:pPr>
-        <w:pStyle w:val="Normal"/>
-        <w:spacing w:lineRule="exact" w:line="360" w:before="0" w:after="120"/>
-        <w:ind w:firstLine="1701"/>
-        <w:jc w:val="both"/>
-        <w:rPr/>
-      </w:pPr>
-      <w:r>
-        <w:rPr>
-          <w:rFonts w:eastAsia="Arial" w:cs="Arial"/>
-          <w:b/>
-          <w:bCs/>
-          <w:sz w:val="22"/>
-          <w:szCs w:val="22"/>
-        </w:rPr>
-        <w:t>EMPRESA BRASILEIRA DE CORREIOS E TELÉGRAFOS – SUPERINTENDÊNCIA ESTADUAL DE MATO GROSSO DO SUL</w:t>
-      </w:r>
-      <w:r>
-        <w:rPr>
-          <w:rFonts w:eastAsia="Arial" w:cs="Arial"/>
-          <w:sz w:val="22"/>
-          <w:szCs w:val="22"/>
-        </w:rPr>
-        <w:t xml:space="preserve">, Empresa Pública Federal, instituída pelo Decreto-Lei nº 509/69, com sede na Avenida Calógeras nº 2.309, centro, Campo Grande/MS, telefone (67) 2109-1004, nos autos da </w:t>
-      </w:r>
-      <w:r>
-        <w:rPr>
-          <w:rFonts w:eastAsia="Arial" w:cs="Arial"/>
-          <w:b/>
-          <w:bCs/>
-          <w:sz w:val="22"/>
-          <w:szCs w:val="22"/>
-        </w:rPr>
-        <w:t>RECLAMAÇÃO TRABALHISTA</w:t>
-      </w:r>
-      <w:r>
-        <w:rPr>
-          <w:rFonts w:eastAsia="Arial" w:cs="Arial"/>
-          <w:sz w:val="22"/>
-          <w:szCs w:val="22"/>
-        </w:rPr>
-        <w:t xml:space="preserve">, em epígrafe, que lhe move </w:t>
-      </w:r>
-      <w:r>
-        <w:rPr>
-          <w:rFonts w:eastAsia="Arial" w:cs="Arial"/>
-          <w:b/>
-          <w:bCs/>
-          <w:sz w:val="22"/>
-          <w:szCs w:val="22"/>
-        </w:rPr>
-        <w:t>[NOME DA RECLAMANTE]</w:t>
-      </w:r>
-      <w:r>
-        <w:rPr>
-          <w:rFonts w:eastAsia="Arial" w:cs="Arial"/>
-          <w:sz w:val="22"/>
-          <w:szCs w:val="22"/>
-        </w:rPr>
-        <w:t xml:space="preserve">, por meio do procurador que esta subscreve, vem, respeitosamente, à presença de Vossa Excelência, com [FUNDAMENTAÇÃO LEGAL DE ADMISSIBILIDADE — ex.: arts. 847 CLT c/c 336 CPC para contestação], apresentar </w:t>
-      </w:r>
-      <w:r>
-        <w:rPr>
-          <w:rFonts w:eastAsia="Arial" w:cs="Arial"/>
-          <w:b/>
-          <w:bCs/>
-          <w:sz w:val="22"/>
-          <w:szCs w:val="22"/>
-        </w:rPr>
-        <w:t>[TIPO DE PEÇA]</w:t>
-      </w:r>
-      <w:r>
-        <w:rPr>
-          <w:rFonts w:eastAsia="Arial" w:cs="Arial"/>
-          <w:sz w:val="22"/>
-          <w:szCs w:val="22"/>
-        </w:rPr>
-        <w:t>, pelos motivos de fato e de direito que seguem.</w:t>
-      </w:r>
-    </w:p>
-    <w:p>
-      <w:pPr>
-        <w:pStyle w:val="Normal"/>
-        <w:widowControl/>
-        <w:bidi w:val="0"/>
-        <w:spacing w:lineRule="exact" w:line="360" w:before="0" w:after="160"/>
-        <w:ind w:left="0" w:right="0" w:firstLine="1701"/>
-        <w:jc w:val="both"/>
+      </w:pPr>
+    </w:p>
+    <w:p>
+      <w:pPr>
+        <w:pStyle w:val="ASJURVocativo"/>
+      </w:pPr>
+      <w:r>
+        <w:rPr/>
+        <w:t xml:space="preserve">Egrégio Tribunal,</w:t>
+      </w:r>
+    </w:p>
+    <w:p>
+      <w:pPr>
+        <w:pStyle w:val="ASJURVocativo"/>
+      </w:pPr>
+      <w:r>
+        <w:rPr/>
+        <w:t xml:space="preserve">Eminentes Ministros,</w:t>
+      </w:r>
+    </w:p>
+    <w:p>
+      <w:pPr>
+        <w:pStyle w:val="ASJURVocativo"/>
+      </w:pPr>
+      <w:r>
+        <w:rPr/>
+        <w:t xml:space="preserve">Ínclitos Julgadores.</w:t>
+      </w:r>
+    </w:p>
+    <w:p>
+      <w:pPr>
+        <w:pStyle w:val="ASJURTituloSecao"/>
+      </w:pPr>
+      <w:r>
+        <w:rPr/>
+        <w:t xml:space="preserve">[TÍTULO DE SEÇÃO EM VERSAL]</w:t>
+      </w:r>
+    </w:p>
+    <w:p>
+      <w:pPr>
+        <w:pStyle w:val="ASJURCorpo"/>
+      </w:pPr>
+      <w:r>
         <w:rPr>
           <w:i/>
-        </w:rPr>
-      </w:pPr>
-      <w:r>
-        <w:rPr>
-          <w:rFonts w:eastAsia="Arial" w:cs="Arial"/>
+          <w:iCs/>
+        </w:rPr>
+        <w:t xml:space="preserve">Estilo "ASJUR Título de Seção": centralizado, negrito, moldura nos quatro lados. Abre cada grande divisão da peça — síntese, preliminares, mérito, requerimentos. Sempre em versal. Não numerar.</w:t>
+      </w:r>
+    </w:p>
+    <w:p>
+      <w:pPr>
+        <w:pStyle w:val="ASJURCorpo"/>
+      </w:pPr>
+      <w:r>
+        <w:rPr/>
+        <w:t xml:space="preserve">[Parágrafo de corpo — estilo "ASJUR Corpo": recuo de primeira linha de 1.701 twips (3 cm), justificado, entrelinha exata de 360 (1,5), espaço posterior de 160.]</w:t>
+      </w:r>
+    </w:p>
+    <w:p>
+      <w:pPr>
+        <w:pStyle w:val="ASJURSubtitulo"/>
+      </w:pPr>
+      <w:r>
+        <w:rPr/>
+        <w:t xml:space="preserve">1. [SUBTÍTULO NUMERADO EM VERSAL].</w:t>
+      </w:r>
+    </w:p>
+    <w:p>
+      <w:pPr>
+        <w:pStyle w:val="ASJURCorpo"/>
+      </w:pPr>
+      <w:r>
+        <w:rPr>
           <w:i/>
-          <w:sz w:val="22"/>
-          <w:szCs w:val="22"/>
-        </w:rPr>
-        <w:t>[CORPO DA PEÇA — preliminares, mérito e requerimentos variam por tipo de peça e tema; ver modelo específico em modelos/&lt;área&gt;/&lt;tipo_peça&gt;__&lt;tema&gt;.md]</w:t>
-      </w:r>
-    </w:p>
-    <w:p>
-      <w:pPr>
-        <w:pStyle w:val="Normal"/>
-        <w:widowControl/>
-        <w:bidi w:val="0"/>
-        <w:spacing w:lineRule="exact" w:line="360" w:before="0" w:after="160"/>
-        <w:ind w:left="0" w:right="0" w:firstLine="1701"/>
-        <w:jc w:val="both"/>
-        <w:rPr/>
-      </w:pPr>
-      <w:r>
-        <w:rPr>
-          <w:rFonts w:eastAsia="Arial" w:cs="Arial"/>
-          <w:sz w:val="22"/>
-          <w:szCs w:val="22"/>
-        </w:rPr>
-        <w:t>Nesses Termos,</w:t>
-      </w:r>
-    </w:p>
-    <w:p>
-      <w:pPr>
-        <w:pStyle w:val="Normal"/>
-        <w:widowControl/>
-        <w:bidi w:val="0"/>
-        <w:spacing w:lineRule="exact" w:line="360" w:before="0" w:after="160"/>
-        <w:ind w:left="0" w:right="0" w:firstLine="1701"/>
-        <w:jc w:val="both"/>
-        <w:rPr/>
-      </w:pPr>
-      <w:r>
-        <w:rPr>
-          <w:rFonts w:eastAsia="Arial" w:cs="Arial"/>
-          <w:sz w:val="22"/>
-          <w:szCs w:val="22"/>
-        </w:rPr>
-        <w:t>Pede Deferimento.</w:t>
-      </w:r>
-    </w:p>
-    <w:p>
-      <w:pPr>
-        <w:pStyle w:val="Normal"/>
-        <w:widowControl/>
-        <w:bidi w:val="0"/>
-        <w:spacing w:lineRule="exact" w:line="360" w:before="0" w:after="160"/>
-        <w:ind w:left="0" w:right="0" w:firstLine="1701"/>
-        <w:jc w:val="both"/>
-        <w:rPr/>
-      </w:pPr>
-      <w:r>
-        <w:rPr>
-          <w:rFonts w:eastAsia="Arial" w:cs="Arial"/>
-          <w:sz w:val="22"/>
-          <w:szCs w:val="22"/>
-        </w:rPr>
-        <w:t>Campo Grande/</w:t>
-      </w:r>
-      <w:r>
-        <w:rPr>
-          <w:rFonts w:eastAsia="Arial" w:cs="Arial"/>
-          <w:sz w:val="22"/>
-          <w:szCs w:val="22"/>
-        </w:rPr>
-        <w:t>MS</w:t>
-      </w:r>
-      <w:r>
-        <w:rPr>
-          <w:rFonts w:eastAsia="Arial" w:cs="Arial"/>
-          <w:sz w:val="22"/>
-          <w:szCs w:val="22"/>
-        </w:rPr>
-        <w:t xml:space="preserve">, </w:t>
-      </w:r>
-      <w:r>
-        <w:rPr>
-          <w:rFonts w:eastAsia="Arial" w:cs="Arial"/>
-          <w:sz w:val="22"/>
-          <w:szCs w:val="22"/>
-        </w:rPr>
-        <w:t>data de assinatura eletrônica</w:t>
-      </w:r>
-      <w:r>
-        <w:rPr>
-          <w:rFonts w:eastAsia="Arial" w:cs="Arial"/>
-          <w:sz w:val="22"/>
-          <w:szCs w:val="22"/>
-        </w:rPr>
-        <w:t>.</w:t>
-      </w:r>
-    </w:p>
-    <w:p>
-      <w:pPr>
-        <w:pStyle w:val="Normal"/>
-        <w:spacing w:before="0" w:after="200"/>
-        <w:rPr/>
-      </w:pPr>
-      <w:r>
-        <w:rPr/>
-      </w:r>
-    </w:p>
-    <w:p>
-      <w:pPr>
-        <w:pStyle w:val="Normal"/>
-        <w:spacing w:before="0" w:after="200"/>
-        <w:rPr/>
-      </w:pPr>
-      <w:r>
-        <w:rPr/>
-      </w:r>
-    </w:p>
-    <w:p>
-      <w:pPr>
-        <w:pStyle w:val="Normal"/>
-        <w:spacing w:before="0" w:after="60"/>
-        <w:jc w:val="center"/>
-        <w:rPr/>
-      </w:pPr>
-      <w:r>
-        <w:rPr>
-          <w:rFonts w:eastAsia="Arial" w:cs="Arial"/>
-          <w:b/>
-          <w:bCs/>
-          <w:sz w:val="22"/>
-          <w:szCs w:val="22"/>
-        </w:rPr>
-        <w:t>Marcos Hideki Kamibayashi</w:t>
-      </w:r>
-    </w:p>
-    <w:p>
-      <w:pPr>
-        <w:pStyle w:val="Normal"/>
-        <w:spacing w:before="0" w:after="200"/>
-        <w:jc w:val="center"/>
-        <w:rPr/>
-      </w:pPr>
-      <w:r>
-        <w:rPr>
-          <w:rFonts w:eastAsia="Arial" w:cs="Arial"/>
-          <w:b/>
-          <w:bCs/>
-          <w:sz w:val="22"/>
-          <w:szCs w:val="22"/>
-        </w:rPr>
-        <w:t>OAB/MS 14.580</w:t>
+          <w:iCs/>
+        </w:rPr>
+        <w:t xml:space="preserve">Estilo "ASJUR Subtítulo": recuo esquerdo de 1.701 twips, negrito e sublinhado, versal, encerrado por ponto. Numeração manual, reiniciada a cada título de seção.</w:t>
+      </w:r>
+    </w:p>
+    <w:p>
+      <w:pPr>
+        <w:pStyle w:val="ASJURCorpo"/>
+      </w:pPr>
+      <w:r>
+        <w:rPr/>
+        <w:t xml:space="preserve">[Parágrafo de corpo.]</w:t>
+      </w:r>
+    </w:p>
+    <w:p>
+      <w:pPr>
+        <w:pStyle w:val="ASJURCitacao"/>
+      </w:pPr>
+      <w:r>
+        <w:rPr/>
+        <w:t xml:space="preserve">"[Citação em bloco — estilo “ASJUR Citação”: recuo esquerdo de 1.701 twips, itálico, corpo 10, entrelinha exata de 240, espaço posterior de 120. Reservado a transcrições de decisões, ementas e trechos de peças da parte contrária.]"</w:t>
+      </w:r>
+    </w:p>
+    <w:p>
+      <w:pPr>
+        <w:pStyle w:val="ASJURCorpo"/>
+      </w:pPr>
+      <w:r>
+        <w:rPr/>
+        <w:t xml:space="preserve">[Parágrafo de corpo que retoma a argumentação após a citação.]</w:t>
+      </w:r>
+    </w:p>
+    <w:p>
+      <w:pPr>
+        <w:pStyle w:val="ASJURTituloSecao"/>
+      </w:pPr>
+      <w:r>
+        <w:rPr/>
+        <w:t xml:space="preserve">REQUERIMENTOS</w:t>
+      </w:r>
+    </w:p>
+    <w:p>
+      <w:pPr>
+        <w:pStyle w:val="ASJURCorpo"/>
+      </w:pPr>
+      <w:r>
+        <w:rPr/>
+        <w:t xml:space="preserve">[Pedidos, em alíneas.]</w:t>
+      </w:r>
+    </w:p>
+    <w:p>
+      <w:pPr>
+        <w:pStyle w:val="ASJURCorpo"/>
+      </w:pPr>
+      <w:r>
+        <w:rPr/>
+        <w:t xml:space="preserve">Nesses Termos,</w:t>
+      </w:r>
+    </w:p>
+    <w:p>
+      <w:pPr>
+        <w:pStyle w:val="ASJURCorpo"/>
+      </w:pPr>
+      <w:r>
+        <w:rPr/>
+        <w:t xml:space="preserve">Pede Deferimento.</w:t>
+      </w:r>
+    </w:p>
+    <w:p>
+      <w:pPr>
+        <w:pStyle w:val="ASJURCorpo"/>
+      </w:pPr>
+      <w:r>
+        <w:rPr/>
+        <w:t xml:space="preserve">Campo Grande/MS, data de assinatura eletrônica.</w:t>
+      </w:r>
+    </w:p>
+    <w:p>
+      <w:pPr>
+        <w:pStyle w:val="ASJURCorpo"/>
+      </w:pPr>
+      <w:r>
+        <w:rPr/>
+        <w:t xml:space="preserve"/>
+      </w:r>
+    </w:p>
+    <w:p>
+      <w:pPr>
+        <w:pStyle w:val="ASJURAssinatura"/>
+      </w:pPr>
+      <w:r>
+        <w:rPr/>
+        <w:t xml:space="preserve">Marcos Hideki Kamibayashi</w:t>
+      </w:r>
+    </w:p>
+    <w:p>
+      <w:pPr>
+        <w:pStyle w:val="ASJURAssinatura"/>
+      </w:pPr>
+      <w:r>
+        <w:rPr>
+          <w:b/>
+          <w:bCs/>
+        </w:rPr>
+        <w:t xml:space="preserve">OAB/MS 14.580</w:t>
       </w:r>
     </w:p>
     <w:sectPr>
@@ -949,5 +1008,184 @@
     <w:pPr/>
     <w:rPr/>
   </w:style>
+  <w:style w:type="paragraph" w:styleId="ASJUREnderecamento">
+    <w:name w:val="ASJUR Endereçamento"/>
+    <w:basedOn w:val="Normal"/>
+    <w:next w:val="ASJURQualificacao"/>
+    <w:qFormat/>
+    <w:pPr>
+      <w:widowControl/>
+      <w:spacing w:before="0" w:after="160" w:line="360" w:lineRule="exact"/>
+      <w:ind w:left="0" w:firstLine="0"/>
+      <w:jc w:val="both"/>
+    </w:pPr>
+    <w:rPr>
+      <w:rFonts w:ascii="Arial" w:hAnsi="Arial" w:eastAsia="Arial" w:cs="Arial"/>
+      <w:sz w:val="22"/>
+      <w:szCs w:val="22"/>
+      <w:b/>
+      <w:bCs/>
+    </w:rPr>
+  </w:style>
+  <w:style w:type="paragraph" w:styleId="ASJURQualificacao">
+    <w:name w:val="ASJUR Qualificação"/>
+    <w:basedOn w:val="Normal"/>
+    <w:next w:val="ASJURCorpo"/>
+    <w:qFormat/>
+    <w:pPr>
+      <w:widowControl/>
+      <w:spacing w:before="0" w:after="160" w:line="360" w:lineRule="exact"/>
+      <w:ind w:left="0" w:firstLine="0"/>
+      <w:jc w:val="both"/>
+    </w:pPr>
+    <w:rPr>
+      <w:rFonts w:ascii="Arial" w:hAnsi="Arial" w:eastAsia="Arial" w:cs="Arial"/>
+      <w:sz w:val="22"/>
+      <w:szCs w:val="22"/>
+    </w:rPr>
+  </w:style>
+  <w:style w:type="paragraph" w:styleId="ASJURCorpo">
+    <w:name w:val="ASJUR Corpo"/>
+    <w:basedOn w:val="Normal"/>
+    <w:next w:val="ASJURCorpo"/>
+    <w:qFormat/>
+    <w:pPr>
+      <w:widowControl/>
+      <w:spacing w:before="0" w:after="160" w:line="360" w:lineRule="exact"/>
+      <w:ind w:left="0" w:right="0" w:firstLine="1701"/>
+      <w:jc w:val="both"/>
+    </w:pPr>
+    <w:rPr>
+      <w:rFonts w:ascii="Arial" w:hAnsi="Arial" w:eastAsia="Arial" w:cs="Arial"/>
+      <w:sz w:val="22"/>
+      <w:szCs w:val="22"/>
+    </w:rPr>
+  </w:style>
+  <w:style w:type="paragraph" w:styleId="ASJURTituloSecao">
+    <w:name w:val="ASJUR Título de Seção"/>
+    <w:basedOn w:val="Normal"/>
+    <w:next w:val="ASJURCorpo"/>
+    <w:qFormat/>
+    <w:pPr>
+      <w:keepNext/>
+      <w:widowControl/>
+      <w:pBdr>
+        <w:top w:val="single" w:sz="6" w:space="4" w:color="000000"/>
+        <w:left w:val="single" w:sz="6" w:space="4" w:color="000000"/>
+        <w:bottom w:val="single" w:sz="6" w:space="4" w:color="000000"/>
+        <w:right w:val="single" w:sz="6" w:space="4" w:color="000000"/>
+      </w:pBdr>
+      <w:spacing w:before="320" w:after="260" w:line="240" w:lineRule="exact"/>
+      <w:ind w:left="0" w:firstLine="0"/>
+      <w:jc w:val="center"/>
+    </w:pPr>
+    <w:rPr>
+      <w:rFonts w:ascii="Arial" w:hAnsi="Arial" w:eastAsia="Arial" w:cs="Arial"/>
+      <w:sz w:val="22"/>
+      <w:szCs w:val="22"/>
+      <w:b/>
+      <w:bCs/>
+    </w:rPr>
+  </w:style>
+  <w:style w:type="paragraph" w:styleId="ASJURSubtitulo">
+    <w:name w:val="ASJUR Subtítulo"/>
+    <w:basedOn w:val="Normal"/>
+    <w:next w:val="ASJURCorpo"/>
+    <w:qFormat/>
+    <w:pPr>
+      <w:keepNext/>
+      <w:widowControl/>
+      <w:spacing w:before="0" w:after="160" w:line="360" w:lineRule="exact"/>
+      <w:ind w:left="1701" w:firstLine="0"/>
+      <w:jc w:val="both"/>
+    </w:pPr>
+    <w:rPr>
+      <w:rFonts w:ascii="Arial" w:hAnsi="Arial" w:eastAsia="Arial" w:cs="Arial"/>
+      <w:sz w:val="22"/>
+      <w:szCs w:val="22"/>
+      <w:b/>
+      <w:bCs/>
+      <w:u w:val="single"/>
+    </w:rPr>
+  </w:style>
+  <w:style w:type="paragraph" w:styleId="ASJURCitacao">
+    <w:name w:val="ASJUR Citação"/>
+    <w:basedOn w:val="Normal"/>
+    <w:next w:val="ASJURCorpo"/>
+    <w:qFormat/>
+    <w:pPr>
+      <w:widowControl/>
+      <w:spacing w:before="0" w:after="120" w:line="240" w:lineRule="exact"/>
+      <w:ind w:left="1701" w:right="0" w:firstLine="0"/>
+      <w:jc w:val="both"/>
+    </w:pPr>
+    <w:rPr>
+      <w:rFonts w:ascii="Arial" w:hAnsi="Arial" w:eastAsia="Arial" w:cs="Arial"/>
+      <w:sz w:val="22"/>
+      <w:szCs w:val="22"/>
+      <w:i/>
+      <w:iCs/>
+      <w:sz w:val="20"/>
+      <w:szCs w:val="20"/>
+    </w:rPr>
+  </w:style>
+  <w:style w:type="paragraph" w:styleId="ASJURTituloParte">
+    <w:name w:val="ASJUR Título de Parte"/>
+    <w:basedOn w:val="Normal"/>
+    <w:next w:val="ASJURQualificacao"/>
+    <w:qFormat/>
+    <w:pPr>
+      <w:keepNext/>
+      <w:widowControl/>
+      <w:spacing w:before="0" w:after="200" w:line="360" w:lineRule="exact"/>
+      <w:ind w:left="0" w:firstLine="0"/>
+      <w:jc w:val="center"/>
+    </w:pPr>
+    <w:rPr>
+      <w:rFonts w:ascii="Arial" w:hAnsi="Arial" w:eastAsia="Arial" w:cs="Arial"/>
+      <w:sz w:val="22"/>
+      <w:szCs w:val="22"/>
+      <w:b/>
+      <w:bCs/>
+    </w:rPr>
+  </w:style>
+  <w:style w:type="paragraph" w:styleId="ASJURVocativo">
+    <w:name w:val="ASJUR Vocativo"/>
+    <w:basedOn w:val="Normal"/>
+    <w:next w:val="ASJURVocativo"/>
+    <w:qFormat/>
+    <w:pPr>
+      <w:widowControl/>
+      <w:spacing w:before="0" w:after="160" w:line="360" w:lineRule="exact"/>
+      <w:ind w:left="0" w:firstLine="0"/>
+      <w:jc w:val="center"/>
+    </w:pPr>
+    <w:rPr>
+      <w:rFonts w:ascii="Arial" w:hAnsi="Arial" w:eastAsia="Arial" w:cs="Arial"/>
+      <w:sz w:val="22"/>
+      <w:szCs w:val="22"/>
+      <w:b/>
+      <w:bCs/>
+    </w:rPr>
+  </w:style>
+  <w:style w:type="paragraph" w:styleId="ASJURAssinatura">
+    <w:name w:val="ASJUR Assinatura"/>
+    <w:basedOn w:val="Normal"/>
+    <w:next w:val="ASJURAssinatura"/>
+    <w:qFormat/>
+    <w:pPr>
+      <w:widowControl/>
+      <w:spacing w:before="0" w:after="60"/>
+      <w:ind w:left="0" w:firstLine="0"/>
+      <w:jc w:val="center"/>
+    </w:pPr>
+    <w:rPr>
+      <w:rFonts w:ascii="Arial" w:hAnsi="Arial" w:eastAsia="Arial" w:cs="Arial"/>
+      <w:sz w:val="22"/>
+      <w:szCs w:val="22"/>
+      <w:b/>
+      <w:bCs/>
+    </w:rPr>
+  </w:style>
 </w:styles>
 </file>
--- a/modelos/_FORMATO_BASE.docx
+++ b/modelos/_FORMATO_BASE.docx
@@ -1,6 +1,6 @@
 
 <file path=word/document.xml><?xml version="1.0" encoding="utf-8"?>
-<w:document xmlns:o="urn:schemas-microsoft-com:office:office" xmlns:r="http://schemas.openxmlformats.org/officeDocument/2006/relationships" xmlns:v="urn:schemas-microsoft-com:vml" xmlns:w="http://schemas.openxmlformats.org/wordprocessingml/2006/main" xmlns:w10="urn:schemas-microsoft-com:office:word" xmlns:wp="http://schemas.openxmlformats.org/drawingml/2006/wordprocessingDrawing" xmlns:wps="http://schemas.microsoft.com/office/word/2010/wordprocessingShape" xmlns:wpg="http://schemas.microsoft.com/office/word/2010/wordprocessingGroup" xmlns:mc="http://schemas.openxmlformats.org/markup-compatibility/2006" xmlns:wp14="http://schemas.microsoft.com/office/word/2010/wordprocessingDrawing" xmlns:w14="http://schemas.microsoft.com/office/word/2010/wordml" mc:Ignorable="w14 wp14">
+<w:document xmlns:o="urn:schemas-microsoft-com:office:office" xmlns:r="http://schemas.openxmlformats.org/officeDocument/2006/relationships" xmlns:v="urn:schemas-microsoft-com:vml" xmlns:w="http://schemas.openxmlformats.org/wordprocessingml/2006/main" xmlns:w10="urn:schemas-microsoft-com:office:word" xmlns:wp="http://schemas.openxmlformats.org/drawingml/2006/wordprocessingDrawing" xmlns:pic="http://schemas.openxmlformats.org/drawingml/2006/picture" xmlns:wps="http://schemas.microsoft.com/office/word/2010/wordprocessingShape" xmlns:wpg="http://schemas.microsoft.com/office/word/2010/wordprocessingGroup" xmlns:mc="http://schemas.openxmlformats.org/markup-compatibility/2006" xmlns:wp14="http://schemas.microsoft.com/office/word/2010/wordprocessingDrawing" xmlns:w14="http://schemas.microsoft.com/office/word/2010/wordml" xmlns:w15="http://schemas.microsoft.com/office/word/2012/wordml" mc:Ignorable="w14 wp14 w15">
   <w:body>
     <w:p>
       <w:pPr>
@@ -8,17 +8,23 @@
         <w:spacing w:lineRule="exact" w:line="360" w:before="0" w:after="160"/>
         <w:ind w:hanging="0"/>
         <w:jc w:val="both"/>
-        <w:rPr/>
-      </w:pPr>
-      <w:r>
-        <w:rPr>
-          <w:rFonts w:eastAsia="Arial" w:cs="Arial"/>
-          <w:b/>
-          <w:bCs/>
-          <w:sz w:val="22"/>
-          <w:szCs w:val="22"/>
-        </w:rPr>
-        <w:t>EXCELENTÍSSIMO(A) SENHOR(A) DOUTOR(A) JUIZ(A) DO TRABALHO DA [Nº]ª VARA DO TRABALHO DE CAMPO GRANDE/MS.</w:t>
+        <w:rPr>
+          <w:rFonts w:eastAsia="Arial" w:cs="Arial"/>
+          <w:b/>
+          <w:bCs/>
+          <w:sz w:val="22"/>
+          <w:szCs w:val="22"/>
+        </w:rPr>
+      </w:pPr>
+      <w:r>
+        <w:rPr>
+          <w:rFonts w:eastAsia="Arial" w:cs="Arial"/>
+          <w:b/>
+          <w:bCs/>
+          <w:sz w:val="22"/>
+          <w:szCs w:val="22"/>
+        </w:rPr>
+        <w:t xml:space="preserve">EXCELENTÍSSIMO(A) SENHOR(A) DOUTOR(A) [AUTORIDADE DESTINATÁRIA — ex.: JUIZ(A) DO TRABALHO DA [Nº]ª VARA DO TRABALHO DE CAMPO GRANDE/MS; DESEMBARGADOR(A) PRESIDENTE DO EGRÉGIO TRIBUNAL REGIONAL DO TRABALHO DA 24ª REGIÃO].</w:t>
       </w:r>
     </w:p>
     <w:p>
@@ -29,38 +35,6 @@
       </w:pPr>
       <w:r>
         <w:rPr/>
-      </w:r>
-    </w:p>
-    <w:p>
-      <w:pPr>
-        <w:pStyle w:val="Normal"/>
-        <w:spacing w:before="0" w:after="200"/>
-        <w:rPr/>
-      </w:pPr>
-      <w:r>
-        <w:rPr/>
-        <w:t xml:space="preserve">                         </w:t>
-      </w:r>
-    </w:p>
-    <w:p>
-      <w:pPr>
-        <w:pStyle w:val="Normal"/>
-        <w:spacing w:before="0" w:after="200"/>
-        <w:rPr/>
-      </w:pPr>
-      <w:r>
-        <w:rPr/>
-      </w:r>
-    </w:p>
-    <w:p>
-      <w:pPr>
-        <w:pStyle w:val="Normal"/>
-        <w:spacing w:before="0" w:after="200"/>
-        <w:rPr/>
-      </w:pPr>
-      <w:r>
-        <w:rPr/>
-        <w:t xml:space="preserve">                                      </w:t>
       </w:r>
     </w:p>
     <w:p>
@@ -69,17 +43,25 @@
         <w:spacing w:lineRule="exact" w:line="360" w:before="0" w:after="160"/>
         <w:ind w:hanging="0"/>
         <w:jc w:val="both"/>
-        <w:rPr/>
-      </w:pPr>
-      <w:r>
-        <w:rPr>
-          <w:rFonts w:eastAsia="Arial" w:cs="Arial"/>
-          <w:b/>
-          <w:bCs/>
-          <w:sz w:val="22"/>
-          <w:szCs w:val="22"/>
-        </w:rPr>
-        <w:t>Autos nº. [Nº DO PROCESSO].</w:t>
+        <w:rPr>
+          <w:rFonts w:eastAsia="Arial" w:cs="Arial"/>
+          <w:b/>
+          <w:bCs/>
+          <w:color w:val="FF0000"/>
+          <w:sz w:val="22"/>
+          <w:szCs w:val="22"/>
+        </w:rPr>
+      </w:pPr>
+      <w:r>
+        <w:rPr>
+          <w:rFonts w:eastAsia="Arial" w:cs="Arial"/>
+          <w:b/>
+          <w:bCs/>
+          <w:color w:val="FF0000"/>
+          <w:sz w:val="22"/>
+          <w:szCs w:val="22"/>
+        </w:rPr>
+        <w:t xml:space="preserve">[TARJA DE URGÊNCIA, EM VERMELHO — usar só quando houver: ex. URGENTE — PEDIDO DE LIMINAR INAUDITA ALTERA PARTE]</w:t>
       </w:r>
     </w:p>
     <w:p>
@@ -88,25 +70,35 @@
         <w:spacing w:lineRule="exact" w:line="360" w:before="0" w:after="160"/>
         <w:ind w:hanging="0"/>
         <w:jc w:val="both"/>
-        <w:rPr/>
-      </w:pPr>
-      <w:r>
-        <w:rPr>
-          <w:rFonts w:eastAsia="Arial" w:cs="Arial"/>
-          <w:b/>
-          <w:bCs/>
-          <w:sz w:val="22"/>
-          <w:szCs w:val="22"/>
-        </w:rPr>
-        <w:t xml:space="preserve">RECLAMANTE: </w:t>
-      </w:r>
-      <w:r>
-        <w:rPr>
-          <w:rFonts w:eastAsia="Arial" w:cs="Arial"/>
-          <w:sz w:val="22"/>
-          <w:szCs w:val="22"/>
-        </w:rPr>
-        <w:t>[NOME DA RECLAMANTE].</w:t>
+        <w:rPr>
+          <w:rFonts w:eastAsia="Arial" w:cs="Arial"/>
+          <w:b/>
+          <w:bCs/>
+          <w:color w:val="FF0000"/>
+          <w:sz w:val="22"/>
+          <w:szCs w:val="22"/>
+        </w:rPr>
+      </w:pPr>
+      <w:r>
+        <w:rPr>
+          <w:rFonts w:eastAsia="Arial" w:cs="Arial"/>
+          <w:b/>
+          <w:bCs/>
+          <w:color w:val="FF0000"/>
+          <w:sz w:val="22"/>
+          <w:szCs w:val="22"/>
+        </w:rPr>
+        <w:t xml:space="preserve">[SEGREDO DE JUSTIÇA — quando aplicável]</w:t>
+      </w:r>
+    </w:p>
+    <w:p>
+      <w:pPr>
+        <w:pStyle w:val="Normal"/>
+        <w:spacing w:before="0" w:after="200"/>
+        <w:rPr/>
+      </w:pPr>
+      <w:r>
+        <w:rPr/>
       </w:r>
     </w:p>
     <w:p>
@@ -115,25 +107,73 @@
         <w:spacing w:lineRule="exact" w:line="360" w:before="0" w:after="160"/>
         <w:ind w:hanging="0"/>
         <w:jc w:val="both"/>
-        <w:rPr/>
-      </w:pPr>
-      <w:r>
-        <w:rPr>
-          <w:rFonts w:eastAsia="Arial" w:cs="Arial"/>
-          <w:b/>
-          <w:bCs/>
-          <w:sz w:val="22"/>
-          <w:szCs w:val="22"/>
-        </w:rPr>
-        <w:t xml:space="preserve">RECLAMADA: </w:t>
-      </w:r>
-      <w:r>
-        <w:rPr>
-          <w:rFonts w:eastAsia="Arial" w:cs="Arial"/>
-          <w:sz w:val="22"/>
-          <w:szCs w:val="22"/>
-        </w:rPr>
-        <w:t>EMPRESA BRASILEIRA DE CORREIOS E TELÉGRAFOS.</w:t>
+        <w:rPr>
+          <w:rFonts w:eastAsia="Arial" w:cs="Arial"/>
+          <w:b/>
+          <w:bCs/>
+          <w:sz w:val="22"/>
+          <w:szCs w:val="22"/>
+        </w:rPr>
+      </w:pPr>
+      <w:r>
+        <w:rPr>
+          <w:rFonts w:eastAsia="Arial" w:cs="Arial"/>
+          <w:b/>
+          <w:bCs/>
+          <w:sz w:val="22"/>
+          <w:szCs w:val="22"/>
+        </w:rPr>
+        <w:t xml:space="preserve">Autos nº [Nº DO PROCESSO].</w:t>
+      </w:r>
+    </w:p>
+    <w:p>
+      <w:pPr>
+        <w:pStyle w:val="Normal"/>
+        <w:spacing w:lineRule="exact" w:line="360" w:before="0" w:after="160"/>
+        <w:ind w:hanging="0"/>
+        <w:jc w:val="both"/>
+        <w:rPr>
+          <w:rFonts w:eastAsia="Arial" w:cs="Arial"/>
+          <w:b/>
+          <w:bCs/>
+          <w:sz w:val="22"/>
+          <w:szCs w:val="22"/>
+        </w:rPr>
+      </w:pPr>
+      <w:r>
+        <w:rPr>
+          <w:rFonts w:eastAsia="Arial" w:cs="Arial"/>
+          <w:b/>
+          <w:bCs/>
+          <w:sz w:val="22"/>
+          <w:szCs w:val="22"/>
+        </w:rPr>
+        <w:t xml:space="preserve">[RÓTULO DO POLO ATIVO — Reclamante/Recorrente/Impetrante]: [NOME DA PARTE].</w:t>
+      </w:r>
+    </w:p>
+    <w:p>
+      <w:pPr>
+        <w:pStyle w:val="Normal"/>
+        <w:spacing w:lineRule="exact" w:line="360" w:before="0" w:after="160"/>
+        <w:ind w:hanging="0"/>
+        <w:jc w:val="both"/>
+        <w:rPr>
+          <w:rFonts w:eastAsia="Arial" w:cs="Arial"/>
+          <w:b/>
+          <w:bCs/>
+          <w:sz w:val="22"/>
+          <w:szCs w:val="22"/>
+        </w:rPr>
+      </w:pPr>
+      <w:r>
+        <w:rPr>
+          <w:rFonts w:eastAsia="Arial" w:cs="Arial"/>
+          <w:b/>
+          <w:bCs/>
+          <w:sz w:val="22"/>
+          <w:szCs w:val="22"/>
+        </w:rPr>
+        <w:t xml:space="preserve">[RÓTULO DO POLO PASSIVO — Reclamada/Recorrida/Autoridade Coatora]: EMPRESA BRASILEIRA DE CORREIOS E TELÉGRAFOS.</w:t>
       </w:r>
     </w:p>
     <w:p>
@@ -149,6 +189,33 @@
     <w:p>
       <w:pPr>
         <w:pStyle w:val="Normal"/>
+        <w:spacing w:lineRule="exact" w:line="360" w:before="0" w:after="160"/>
+        <w:ind w:firstLine="1701" w:start="0" w:end="0"/>
+        <w:jc w:val="both"/>
+        <w:rPr/>
+      </w:pPr>
+      <w:r>
+        <w:rPr>
+          <w:rFonts w:eastAsia="Arial" w:cs="Arial"/>
+          <w:b/>
+          <w:bCs/>
+          <w:sz w:val="22"/>
+          <w:szCs w:val="22"/>
+        </w:rPr>
+        <w:t xml:space="preserve">EMPRESA BRASILEIRA DE CORREIOS E TELÉGRAFOS – ECT – SUPERINTENDÊNCIA ESTADUAL DE MATO GROSSO DO SUL</w:t>
+      </w:r>
+      <w:r>
+        <w:rPr>
+          <w:rFonts w:eastAsia="Arial" w:cs="Arial"/>
+          <w:sz w:val="22"/>
+          <w:szCs w:val="22"/>
+        </w:rPr>
+        <w:t xml:space="preserve">, Empresa Pública Federal instituída pelo Decreto-Lei nº 509, de 20 de março de 1969, inscrita no CNPJ sob o nº 34.028.316/0009-60, com sede na Avenida Calógeras nº 2.309, Centro, Campo Grande/MS, telefone (67) 2109-1004, onde recebe notificações e intimações para o foro em geral, por seu procurador que esta subscreve, vem, respeitosamente, à presença de Vossa Excelência, com fundamento em [FUNDAMENTAÇÃO LEGAL DE ADMISSIBILIDADE — ex.: arts. 847 da CLT c/c 336 do CPC, contestação; art. 895 da CLT, recurso ordinário; art. 896 da CLT, recurso de revista; art. 897-A da CLT, embargos de declaração; art. 5º, LXIX, da CF e Lei nº 12.016/2009, mandado de segurança], apresentar</w:t>
+      </w:r>
+    </w:p>
+    <w:p>
+      <w:pPr>
+        <w:pStyle w:val="Normal"/>
         <w:spacing w:before="0" w:after="200"/>
         <w:rPr/>
       </w:pPr>
@@ -159,193 +226,297 @@
     <w:p>
       <w:pPr>
         <w:pStyle w:val="Normal"/>
-        <w:spacing w:lineRule="exact" w:line="360" w:before="0" w:after="120"/>
-        <w:ind w:firstLine="1701"/>
-        <w:jc w:val="both"/>
-        <w:rPr/>
-      </w:pPr>
-      <w:r>
-        <w:rPr>
-          <w:rFonts w:eastAsia="Arial" w:cs="Arial"/>
-          <w:b/>
-          <w:bCs/>
-          <w:sz w:val="22"/>
-          <w:szCs w:val="22"/>
-        </w:rPr>
-        <w:t>EMPRESA BRASILEIRA DE CORREIOS E TELÉGRAFOS – SUPERINTENDÊNCIA ESTADUAL DE MATO GROSSO DO SUL</w:t>
-      </w:r>
-      <w:r>
-        <w:rPr>
-          <w:rFonts w:eastAsia="Arial" w:cs="Arial"/>
-          <w:sz w:val="22"/>
-          <w:szCs w:val="22"/>
-        </w:rPr>
-        <w:t xml:space="preserve">, Empresa Pública Federal, instituída pelo Decreto-Lei nº 509/69, com sede na Avenida Calógeras nº 2.309, centro, Campo Grande/MS, telefone (67) 2109-1004, nos autos da </w:t>
-      </w:r>
-      <w:r>
-        <w:rPr>
-          <w:rFonts w:eastAsia="Arial" w:cs="Arial"/>
-          <w:b/>
-          <w:bCs/>
-          <w:sz w:val="22"/>
-          <w:szCs w:val="22"/>
-        </w:rPr>
-        <w:t>RECLAMAÇÃO TRABALHISTA</w:t>
-      </w:r>
-      <w:r>
-        <w:rPr>
-          <w:rFonts w:eastAsia="Arial" w:cs="Arial"/>
-          <w:sz w:val="22"/>
-          <w:szCs w:val="22"/>
-        </w:rPr>
-        <w:t xml:space="preserve">, em epígrafe, que lhe move </w:t>
-      </w:r>
-      <w:r>
-        <w:rPr>
-          <w:rFonts w:eastAsia="Arial" w:cs="Arial"/>
-          <w:b/>
-          <w:bCs/>
-          <w:sz w:val="22"/>
-          <w:szCs w:val="22"/>
-        </w:rPr>
-        <w:t>[NOME DA RECLAMANTE]</w:t>
-      </w:r>
-      <w:r>
-        <w:rPr>
-          <w:rFonts w:eastAsia="Arial" w:cs="Arial"/>
-          <w:sz w:val="22"/>
-          <w:szCs w:val="22"/>
-        </w:rPr>
-        <w:t xml:space="preserve">, por meio do procurador que esta subscreve, vem, respeitosamente, à presença de Vossa Excelência, com [FUNDAMENTAÇÃO LEGAL DE ADMISSIBILIDADE — ex.: arts. 847 CLT c/c 336 CPC para contestação], apresentar </w:t>
-      </w:r>
-      <w:r>
-        <w:rPr>
-          <w:rFonts w:eastAsia="Arial" w:cs="Arial"/>
-          <w:b/>
-          <w:bCs/>
-          <w:sz w:val="22"/>
-          <w:szCs w:val="22"/>
-        </w:rPr>
-        <w:t>[TIPO DE PEÇA]</w:t>
-      </w:r>
-      <w:r>
-        <w:rPr>
-          <w:rFonts w:eastAsia="Arial" w:cs="Arial"/>
-          <w:sz w:val="22"/>
-          <w:szCs w:val="22"/>
-        </w:rPr>
-        <w:t>, pelos motivos de fato e de direito que seguem.</w:t>
+        <w:spacing w:before="0" w:after="60"/>
+        <w:jc w:val="center"/>
+        <w:rPr/>
+      </w:pPr>
+      <w:r>
+        <w:rPr>
+          <w:rFonts w:eastAsia="Arial" w:cs="Arial"/>
+          <w:b/>
+          <w:bCs/>
+          <w:sz w:val="22"/>
+          <w:szCs w:val="22"/>
+        </w:rPr>
+        <w:t xml:space="preserve">[TIPO DE PEÇA]</w:t>
+      </w:r>
+    </w:p>
+    <w:p>
+      <w:pPr>
+        <w:pStyle w:val="Normal"/>
+        <w:spacing w:before="0" w:after="200"/>
+        <w:rPr/>
+      </w:pPr>
+      <w:r>
+        <w:rPr/>
+      </w:r>
+    </w:p>
+    <w:p>
+      <w:pPr>
+        <w:pStyle w:val="Normal"/>
+        <w:spacing w:lineRule="exact" w:line="360" w:before="0" w:after="160"/>
+        <w:ind w:firstLine="1701" w:start="0" w:end="0"/>
+        <w:jc w:val="both"/>
+        <w:rPr/>
+      </w:pPr>
+      <w:r>
+        <w:rPr>
+          <w:rFonts w:eastAsia="Arial" w:cs="Arial"/>
+          <w:sz w:val="22"/>
+          <w:szCs w:val="22"/>
+        </w:rPr>
+        <w:t xml:space="preserve">em face de [PARTE ADVERSA / ATO IMPUGNADO], pelos motivos de fato e de direito a seguir expostos.</w:t>
+      </w:r>
+    </w:p>
+    <w:p>
+      <w:pPr>
+        <w:pStyle w:val="Normal"/>
+        <w:pBdr>
+          <w:top w:val="single" w:sz="6" w:space="4" w:color="000000"/>
+          <w:left w:val="single" w:sz="6" w:space="4" w:color="000000"/>
+          <w:bottom w:val="single" w:sz="6" w:space="4" w:color="000000"/>
+          <w:right w:val="single" w:sz="6" w:space="4" w:color="000000"/>
+        </w:pBdr>
+        <w:spacing w:lineRule="exact" w:line="240" w:before="320" w:after="260"/>
+        <w:ind w:hanging="0" w:start="0" w:end="0"/>
+        <w:jc w:val="center"/>
+        <w:rPr>
+          <w:rFonts w:eastAsia="Arial" w:cs="Arial"/>
+          <w:b/>
+          <w:bCs/>
+          <w:sz w:val="22"/>
+          <w:szCs w:val="22"/>
+        </w:rPr>
+      </w:pPr>
+      <w:r>
+        <w:rPr>
+          <w:rFonts w:eastAsia="Arial" w:cs="Arial"/>
+          <w:b/>
+          <w:bCs/>
+          <w:sz w:val="22"/>
+          <w:szCs w:val="22"/>
+        </w:rPr>
+        <w:t xml:space="preserve">[TÍTULO DE SEÇÃO — CAIXA ALTA, EM QUADRO CENTRALIZADO, SEM NUMERAÇÃO ROMANA]</w:t>
+      </w:r>
+    </w:p>
+    <w:p>
+      <w:pPr>
+        <w:pStyle w:val="Normal"/>
+        <w:spacing w:lineRule="exact" w:line="360" w:before="0" w:after="160"/>
+        <w:ind w:firstLine="1701" w:start="0" w:end="0"/>
+        <w:jc w:val="both"/>
+        <w:rPr/>
+      </w:pPr>
+      <w:r>
+        <w:rPr>
+          <w:rFonts w:eastAsia="Arial" w:cs="Arial"/>
+          <w:sz w:val="22"/>
+          <w:szCs w:val="22"/>
+        </w:rPr>
+        <w:t xml:space="preserve">[Texto corrido. Parágrafo justificado, com recuo de primeira linha de 3 cm e entrelinha exata de 18 pt. Destaques em </w:t>
+      </w:r>
+      <w:r>
+        <w:rPr>
+          <w:rFonts w:eastAsia="Arial" w:cs="Arial"/>
+          <w:b/>
+          <w:bCs/>
+          <w:sz w:val="22"/>
+          <w:szCs w:val="22"/>
+        </w:rPr>
+        <w:t xml:space="preserve">negrito</w:t>
+      </w:r>
+      <w:r>
+        <w:rPr>
+          <w:rFonts w:eastAsia="Arial" w:cs="Arial"/>
+          <w:sz w:val="22"/>
+          <w:szCs w:val="22"/>
+        </w:rPr>
+        <w:t xml:space="preserve">; expressões latinas e títulos de obra em itálico.]</w:t>
       </w:r>
     </w:p>
     <w:p>
       <w:pPr>
         <w:pStyle w:val="Normal"/>
         <w:widowControl/>
+        <w:suppressAutoHyphens w:val="true"/>
         <w:bidi w:val="0"/>
         <w:spacing w:lineRule="exact" w:line="360" w:before="0" w:after="160"/>
-        <w:ind w:left="0" w:right="0" w:firstLine="1701"/>
-        <w:jc w:val="both"/>
-        <w:rPr>
-          <w:i/>
-        </w:rPr>
-      </w:pPr>
-      <w:r>
-        <w:rPr>
-          <w:rFonts w:eastAsia="Arial" w:cs="Arial"/>
-          <w:i/>
-          <w:sz w:val="22"/>
-          <w:szCs w:val="22"/>
-        </w:rPr>
-        <w:t>[CORPO DA PEÇA — preliminares, mérito e requerimentos variam por tipo de peça e tema; ver modelo específico em modelos/&lt;área&gt;/&lt;tipo_peça&gt;__&lt;tema&gt;.md]</w:t>
+        <w:ind w:hanging="0" w:start="1701" w:end="0"/>
+        <w:jc w:val="both"/>
+        <w:rPr>
+          <w:rFonts w:eastAsia="Arial" w:cs="Arial"/>
+          <w:b/>
+          <w:bCs/>
+          <w:sz w:val="22"/>
+          <w:szCs w:val="22"/>
+          <w:u w:val="single"/>
+        </w:rPr>
+      </w:pPr>
+      <w:r>
+        <w:rPr>
+          <w:rFonts w:eastAsia="Arial" w:cs="Arial"/>
+          <w:b/>
+          <w:bCs/>
+          <w:sz w:val="22"/>
+          <w:szCs w:val="22"/>
+          <w:u w:val="single"/>
+        </w:rPr>
+        <w:t xml:space="preserve">1. [SUBTÍTULO DE ITEM — CAIXA ALTA, NEGRITO E SUBLINHADO, BLOCO RECUADO 3 CM À ESQUERDA.]</w:t>
+      </w:r>
+    </w:p>
+    <w:p>
+      <w:pPr>
+        <w:pStyle w:val="Normal"/>
+        <w:spacing w:lineRule="exact" w:line="360" w:before="0" w:after="160"/>
+        <w:ind w:firstLine="1701" w:start="0" w:end="0"/>
+        <w:jc w:val="both"/>
+        <w:rPr/>
+      </w:pPr>
+      <w:r>
+        <w:rPr>
+          <w:rFonts w:eastAsia="Arial" w:cs="Arial"/>
+          <w:sz w:val="22"/>
+          <w:szCs w:val="22"/>
+        </w:rPr>
+        <w:t xml:space="preserve">[Texto corrido do item.]</w:t>
       </w:r>
     </w:p>
     <w:p>
       <w:pPr>
         <w:pStyle w:val="Normal"/>
         <w:widowControl/>
+        <w:suppressAutoHyphens w:val="true"/>
         <w:bidi w:val="0"/>
         <w:spacing w:lineRule="exact" w:line="360" w:before="0" w:after="160"/>
-        <w:ind w:left="0" w:right="0" w:firstLine="1701"/>
-        <w:jc w:val="both"/>
-        <w:rPr/>
-      </w:pPr>
-      <w:r>
-        <w:rPr>
-          <w:rFonts w:eastAsia="Arial" w:cs="Arial"/>
-          <w:sz w:val="22"/>
-          <w:szCs w:val="22"/>
-        </w:rPr>
-        <w:t>Nesses Termos,</w:t>
-      </w:r>
-    </w:p>
-    <w:p>
-      <w:pPr>
-        <w:pStyle w:val="Normal"/>
-        <w:widowControl/>
-        <w:bidi w:val="0"/>
+        <w:ind w:hanging="0" w:start="1701" w:end="0"/>
+        <w:jc w:val="both"/>
+        <w:rPr/>
+      </w:pPr>
+      <w:r>
+        <w:rPr>
+          <w:rFonts w:eastAsia="Arial" w:cs="Arial"/>
+          <w:sz w:val="22"/>
+          <w:szCs w:val="22"/>
+        </w:rPr>
+        <w:t xml:space="preserve">(i) [item de enumeração — bloco recuado 3 cm à esquerda, sem recuo de primeira linha, corpo 11];</w:t>
+      </w:r>
+    </w:p>
+    <w:p>
+      <w:pPr>
+        <w:pStyle w:val="Normal"/>
+        <w:spacing w:lineRule="exact" w:line="240" w:before="0" w:after="160"/>
+        <w:ind w:hanging="0" w:start="1701" w:end="0"/>
+        <w:jc w:val="both"/>
+        <w:rPr/>
+      </w:pPr>
+      <w:r>
+        <w:rPr>
+          <w:rFonts w:eastAsia="Arial" w:cs="Arial"/>
+          <w:i/>
+          <w:iCs/>
+          <w:sz w:val="20"/>
+          <w:szCs w:val="20"/>
+        </w:rPr>
+        <w:t xml:space="preserve">“[Citação de lei, súmula, jurisprudência ou doutrina — bloco recuado 3 cm à esquerda, corpo 10, itálico, entrelinha simples. Indicar a fonte ao final.]” (grifamos)</w:t>
+      </w:r>
+    </w:p>
+    <w:p>
+      <w:pPr>
+        <w:pStyle w:val="Normal"/>
+        <w:pBdr>
+          <w:top w:val="single" w:sz="6" w:space="4" w:color="000000"/>
+          <w:left w:val="single" w:sz="6" w:space="4" w:color="000000"/>
+          <w:bottom w:val="single" w:sz="6" w:space="4" w:color="000000"/>
+          <w:right w:val="single" w:sz="6" w:space="4" w:color="000000"/>
+        </w:pBdr>
+        <w:spacing w:lineRule="exact" w:line="240" w:before="320" w:after="260"/>
+        <w:ind w:hanging="0" w:start="0" w:end="0"/>
+        <w:jc w:val="center"/>
+        <w:rPr>
+          <w:rFonts w:eastAsia="Arial" w:cs="Arial"/>
+          <w:b/>
+          <w:bCs/>
+          <w:sz w:val="22"/>
+          <w:szCs w:val="22"/>
+        </w:rPr>
+      </w:pPr>
+      <w:r>
+        <w:rPr>
+          <w:rFonts w:eastAsia="Arial" w:cs="Arial"/>
+          <w:b/>
+          <w:bCs/>
+          <w:sz w:val="22"/>
+          <w:szCs w:val="22"/>
+        </w:rPr>
+        <w:t xml:space="preserve">[TÍTULO DA SEÇÃO DE REQUERIMENTOS]</w:t>
+      </w:r>
+    </w:p>
+    <w:p>
+      <w:pPr>
+        <w:pStyle w:val="Normal"/>
         <w:spacing w:lineRule="exact" w:line="360" w:before="0" w:after="160"/>
-        <w:ind w:left="0" w:right="0" w:firstLine="1701"/>
-        <w:jc w:val="both"/>
-        <w:rPr/>
-      </w:pPr>
-      <w:r>
-        <w:rPr>
-          <w:rFonts w:eastAsia="Arial" w:cs="Arial"/>
-          <w:sz w:val="22"/>
-          <w:szCs w:val="22"/>
-        </w:rPr>
-        <w:t>Pede Deferimento.</w:t>
-      </w:r>
-    </w:p>
-    <w:p>
-      <w:pPr>
-        <w:pStyle w:val="Normal"/>
-        <w:widowControl/>
-        <w:bidi w:val="0"/>
+        <w:ind w:firstLine="1701" w:start="0" w:end="0"/>
+        <w:jc w:val="both"/>
+        <w:rPr/>
+      </w:pPr>
+      <w:r>
+        <w:rPr>
+          <w:rFonts w:eastAsia="Arial" w:cs="Arial"/>
+          <w:sz w:val="22"/>
+          <w:szCs w:val="22"/>
+        </w:rPr>
+        <w:t xml:space="preserve">[Requerimentos, um a um. Encerrar com o pedido de prequestionamento quando cabível.]</w:t>
+      </w:r>
+    </w:p>
+    <w:p>
+      <w:pPr>
+        <w:pStyle w:val="Normal"/>
         <w:spacing w:lineRule="exact" w:line="360" w:before="0" w:after="160"/>
-        <w:ind w:left="0" w:right="0" w:firstLine="1701"/>
-        <w:jc w:val="both"/>
-        <w:rPr/>
-      </w:pPr>
-      <w:r>
-        <w:rPr>
-          <w:rFonts w:eastAsia="Arial" w:cs="Arial"/>
-          <w:sz w:val="22"/>
-          <w:szCs w:val="22"/>
-        </w:rPr>
-        <w:t>Campo Grande/</w:t>
-      </w:r>
-      <w:r>
-        <w:rPr>
-          <w:rFonts w:eastAsia="Arial" w:cs="Arial"/>
-          <w:sz w:val="22"/>
-          <w:szCs w:val="22"/>
-        </w:rPr>
-        <w:t>MS</w:t>
-      </w:r>
-      <w:r>
-        <w:rPr>
-          <w:rFonts w:eastAsia="Arial" w:cs="Arial"/>
-          <w:sz w:val="22"/>
-          <w:szCs w:val="22"/>
-        </w:rPr>
-        <w:t xml:space="preserve">, </w:t>
-      </w:r>
-      <w:r>
-        <w:rPr>
-          <w:rFonts w:eastAsia="Arial" w:cs="Arial"/>
-          <w:sz w:val="22"/>
-          <w:szCs w:val="22"/>
-        </w:rPr>
-        <w:t>data de assinatura eletrônica</w:t>
-      </w:r>
-      <w:r>
-        <w:rPr>
-          <w:rFonts w:eastAsia="Arial" w:cs="Arial"/>
-          <w:sz w:val="22"/>
-          <w:szCs w:val="22"/>
-        </w:rPr>
-        <w:t>.</w:t>
+        <w:ind w:firstLine="1701" w:start="0" w:end="0"/>
+        <w:jc w:val="both"/>
+        <w:rPr/>
+      </w:pPr>
+      <w:r>
+        <w:rPr>
+          <w:rFonts w:eastAsia="Arial" w:cs="Arial"/>
+          <w:sz w:val="22"/>
+          <w:szCs w:val="22"/>
+        </w:rPr>
+        <w:t xml:space="preserve">Nesses Termos,</w:t>
+      </w:r>
+    </w:p>
+    <w:p>
+      <w:pPr>
+        <w:pStyle w:val="Normal"/>
+        <w:spacing w:lineRule="exact" w:line="360" w:before="0" w:after="160"/>
+        <w:ind w:firstLine="1701" w:start="0" w:end="0"/>
+        <w:jc w:val="both"/>
+        <w:rPr/>
+      </w:pPr>
+      <w:r>
+        <w:rPr>
+          <w:rFonts w:eastAsia="Arial" w:cs="Arial"/>
+          <w:sz w:val="22"/>
+          <w:szCs w:val="22"/>
+        </w:rPr>
+        <w:t xml:space="preserve">Pede Deferimento.</w:t>
+      </w:r>
+    </w:p>
+    <w:p>
+      <w:pPr>
+        <w:pStyle w:val="Normal"/>
+        <w:spacing w:lineRule="exact" w:line="360" w:before="0" w:after="160"/>
+        <w:ind w:firstLine="1701" w:start="0" w:end="0"/>
+        <w:jc w:val="both"/>
+        <w:rPr/>
+      </w:pPr>
+      <w:r>
+        <w:rPr>
+          <w:rFonts w:eastAsia="Arial" w:cs="Arial"/>
+          <w:sz w:val="22"/>
+          <w:szCs w:val="22"/>
+        </w:rPr>
+        <w:t xml:space="preserve">Campo Grande/MS, data de assinatura eletrônica.</w:t>
       </w:r>
     </w:p>
     <w:p>
@@ -383,13 +554,13 @@
           <w:sz w:val="22"/>
           <w:szCs w:val="22"/>
         </w:rPr>
-        <w:t>Marcos Hideki Kamibayashi</w:t>
-      </w:r>
-    </w:p>
-    <w:p>
-      <w:pPr>
-        <w:pStyle w:val="Normal"/>
-        <w:spacing w:before="0" w:after="200"/>
+        <w:t xml:space="preserve">Marcos Hideki Kamibayashi</w:t>
+      </w:r>
+    </w:p>
+    <w:p>
+      <w:pPr>
+        <w:pStyle w:val="Normal"/>
+        <w:spacing w:before="0" w:after="60"/>
         <w:jc w:val="center"/>
         <w:rPr/>
       </w:pPr>
@@ -401,12 +572,16 @@
           <w:sz w:val="22"/>
           <w:szCs w:val="22"/>
         </w:rPr>
-        <w:t>OAB/MS 14.580</w:t>
+        <w:t xml:space="preserve">OAB/MS 14.580</w:t>
       </w:r>
     </w:p>
     <w:sectPr>
-      <w:headerReference w:type="default" r:id="rId2"/>
-      <w:footerReference w:type="default" r:id="rId3"/>
+      <w:headerReference w:type="even" r:id="rId2"/>
+      <w:headerReference w:type="default" r:id="rId3"/>
+      <w:headerReference w:type="first" r:id="rId4"/>
+      <w:footerReference w:type="even" r:id="rId5"/>
+      <w:footerReference w:type="default" r:id="rId6"/>
+      <w:footerReference w:type="first" r:id="rId7"/>
       <w:type w:val="nextPage"/>
       <w:pgSz w:w="11906" w:h="16838"/>
       <w:pgMar w:left="1701" w:right="1134" w:gutter="0" w:header="397" w:top="1701" w:footer="397" w:bottom="1134"/>
@@ -420,7 +595,21 @@
 </file>
 
 <file path=word/footer1.xml><?xml version="1.0" encoding="utf-8"?>
-<w:ftr xmlns:o="urn:schemas-microsoft-com:office:office" xmlns:r="http://schemas.openxmlformats.org/officeDocument/2006/relationships" xmlns:v="urn:schemas-microsoft-com:vml" xmlns:w="http://schemas.openxmlformats.org/wordprocessingml/2006/main" xmlns:w10="urn:schemas-microsoft-com:office:word" xmlns:wp="http://schemas.openxmlformats.org/drawingml/2006/wordprocessingDrawing" xmlns:wps="http://schemas.microsoft.com/office/word/2010/wordprocessingShape" xmlns:wpg="http://schemas.microsoft.com/office/word/2010/wordprocessingGroup" xmlns:mc="http://schemas.openxmlformats.org/markup-compatibility/2006" xmlns:wp14="http://schemas.microsoft.com/office/word/2010/wordprocessingDrawing" xmlns:w14="http://schemas.microsoft.com/office/word/2010/wordml" mc:Ignorable="w14 wp14">
+<w:ftr xmlns:o="urn:schemas-microsoft-com:office:office" xmlns:r="http://schemas.openxmlformats.org/officeDocument/2006/relationships" xmlns:v="urn:schemas-microsoft-com:vml" xmlns:w="http://schemas.openxmlformats.org/wordprocessingml/2006/main" xmlns:w10="urn:schemas-microsoft-com:office:word" xmlns:wp="http://schemas.openxmlformats.org/drawingml/2006/wordprocessingDrawing" xmlns:pic="http://schemas.openxmlformats.org/drawingml/2006/picture" xmlns:wps="http://schemas.microsoft.com/office/word/2010/wordprocessingShape" xmlns:wpg="http://schemas.microsoft.com/office/word/2010/wordprocessingGroup" xmlns:mc="http://schemas.openxmlformats.org/markup-compatibility/2006" xmlns:wp14="http://schemas.microsoft.com/office/word/2010/wordprocessingDrawing" xmlns:w14="http://schemas.microsoft.com/office/word/2010/wordml" xmlns:w15="http://schemas.microsoft.com/office/word/2012/wordml" mc:Ignorable="w14 wp14 w15">
+  <w:p>
+    <w:pPr>
+      <w:pStyle w:val="Footer"/>
+      <w:rPr/>
+    </w:pPr>
+    <w:r>
+      <w:rPr/>
+    </w:r>
+  </w:p>
+</w:ftr>
+</file>
+
+<file path=word/footer2.xml><?xml version="1.0" encoding="utf-8"?>
+<w:ftr xmlns:o="urn:schemas-microsoft-com:office:office" xmlns:r="http://schemas.openxmlformats.org/officeDocument/2006/relationships" xmlns:v="urn:schemas-microsoft-com:vml" xmlns:w="http://schemas.openxmlformats.org/wordprocessingml/2006/main" xmlns:w10="urn:schemas-microsoft-com:office:word" xmlns:wp="http://schemas.openxmlformats.org/drawingml/2006/wordprocessingDrawing" xmlns:pic="http://schemas.openxmlformats.org/drawingml/2006/picture" xmlns:wps="http://schemas.microsoft.com/office/word/2010/wordprocessingShape" xmlns:wpg="http://schemas.microsoft.com/office/word/2010/wordprocessingGroup" xmlns:mc="http://schemas.openxmlformats.org/markup-compatibility/2006" xmlns:wp14="http://schemas.microsoft.com/office/word/2010/wordprocessingDrawing" xmlns:w14="http://schemas.microsoft.com/office/word/2010/wordml" xmlns:w15="http://schemas.microsoft.com/office/word/2012/wordml" mc:Ignorable="w14 wp14 w15">
   <w:p>
     <w:pPr>
       <w:pStyle w:val="Normal"/>
@@ -449,7 +638,7 @@
       </w:tabs>
       <w:bidi w:val="0"/>
       <w:spacing w:lineRule="exact" w:line="200" w:before="0" w:after="0"/>
-      <w:ind w:left="1814" w:right="0" w:hanging="0"/>
+      <w:ind w:hanging="0" w:start="1814" w:end="0"/>
       <w:jc w:val="center"/>
       <w:rPr/>
     </w:pPr>
@@ -472,23 +661,129 @@
       <w:tab/>
     </w:r>
     <w:r>
+      <w:rPr>
+        <w:sz w:val="18"/>
+        <w:szCs w:val="18"/>
+      </w:rPr>
+      <w:fldChar w:fldCharType="begin"/>
+    </w:r>
+    <w:r>
+      <w:rPr>
+        <w:sz w:val="18"/>
+        <w:szCs w:val="18"/>
+      </w:rPr>
+      <w:instrText xml:space="preserve"> PAGE </w:instrText>
+    </w:r>
+    <w:r>
+      <w:rPr>
+        <w:sz w:val="18"/>
+        <w:szCs w:val="18"/>
+      </w:rPr>
+      <w:fldChar w:fldCharType="separate"/>
+    </w:r>
+    <w:r>
+      <w:rPr>
+        <w:sz w:val="18"/>
+        <w:szCs w:val="18"/>
+      </w:rPr>
+      <w:t>20</w:t>
+    </w:r>
+    <w:r>
+      <w:rPr>
+        <w:sz w:val="18"/>
+        <w:szCs w:val="18"/>
+      </w:rPr>
+      <w:fldChar w:fldCharType="end"/>
+    </w:r>
+  </w:p>
+</w:ftr>
+</file>
+
+<file path=word/footer3.xml><?xml version="1.0" encoding="utf-8"?>
+<w:ftr xmlns:o="urn:schemas-microsoft-com:office:office" xmlns:r="http://schemas.openxmlformats.org/officeDocument/2006/relationships" xmlns:v="urn:schemas-microsoft-com:vml" xmlns:w="http://schemas.openxmlformats.org/wordprocessingml/2006/main" xmlns:w10="urn:schemas-microsoft-com:office:word" xmlns:wp="http://schemas.openxmlformats.org/drawingml/2006/wordprocessingDrawing" xmlns:pic="http://schemas.openxmlformats.org/drawingml/2006/picture" xmlns:wps="http://schemas.microsoft.com/office/word/2010/wordprocessingShape" xmlns:wpg="http://schemas.microsoft.com/office/word/2010/wordprocessingGroup" xmlns:mc="http://schemas.openxmlformats.org/markup-compatibility/2006" xmlns:wp14="http://schemas.microsoft.com/office/word/2010/wordprocessingDrawing" xmlns:w14="http://schemas.microsoft.com/office/word/2010/wordml" xmlns:w15="http://schemas.microsoft.com/office/word/2012/wordml" mc:Ignorable="w14 wp14 w15">
+  <w:p>
+    <w:pPr>
+      <w:pStyle w:val="Normal"/>
+      <w:spacing w:lineRule="exact" w:line="200" w:before="0" w:after="0"/>
+      <w:jc w:val="center"/>
       <w:rPr/>
+    </w:pPr>
+    <w:r>
+      <w:rPr>
+        <w:rFonts w:eastAsia="Arial Narrow" w:cs="Arial Narrow" w:ascii="Arial Narrow" w:hAnsi="Arial Narrow"/>
+        <w:b/>
+        <w:bCs/>
+        <w:sz w:val="14"/>
+        <w:szCs w:val="14"/>
+      </w:rPr>
+      <w:t>______________________________________________________________________________________________________________________________________________</w:t>
+    </w:r>
+  </w:p>
+  <w:p>
+    <w:pPr>
+      <w:pStyle w:val="Normal"/>
+      <w:widowControl/>
+      <w:tabs>
+        <w:tab w:val="clear" w:pos="720"/>
+        <w:tab w:val="right" w:pos="9071" w:leader="none"/>
+      </w:tabs>
+      <w:bidi w:val="0"/>
+      <w:spacing w:lineRule="exact" w:line="200" w:before="0" w:after="0"/>
+      <w:ind w:hanging="0" w:start="1814" w:end="0"/>
+      <w:jc w:val="center"/>
+      <w:rPr/>
+    </w:pPr>
+    <w:r>
+      <w:rPr>
+        <w:rFonts w:eastAsia="Arial Narrow" w:cs="Arial Narrow" w:ascii="Arial Narrow" w:hAnsi="Arial Narrow"/>
+        <w:b/>
+        <w:bCs/>
+        <w:sz w:val="14"/>
+        <w:szCs w:val="14"/>
+      </w:rPr>
+      <w:t>Avenida Calógeras nº 2309 – 2º andar – Centro – Campo Grande – MS – Fone 2109-1004.</w:t>
+    </w:r>
+    <w:r>
+      <w:rPr>
+        <w:rFonts w:eastAsia="Arial Narrow" w:cs="Arial Narrow" w:ascii="Arial Narrow" w:hAnsi="Arial Narrow"/>
+        <w:sz w:val="14"/>
+        <w:szCs w:val="14"/>
+      </w:rPr>
+      <w:tab/>
+    </w:r>
+    <w:r>
+      <w:rPr>
+        <w:sz w:val="18"/>
+        <w:szCs w:val="18"/>
+      </w:rPr>
       <w:fldChar w:fldCharType="begin"/>
     </w:r>
     <w:r>
-      <w:rPr/>
-      <w:instrText> PAGE </w:instrText>
-    </w:r>
-    <w:r>
-      <w:rPr/>
+      <w:rPr>
+        <w:sz w:val="18"/>
+        <w:szCs w:val="18"/>
+      </w:rPr>
+      <w:instrText xml:space="preserve"> PAGE </w:instrText>
+    </w:r>
+    <w:r>
+      <w:rPr>
+        <w:sz w:val="18"/>
+        <w:szCs w:val="18"/>
+      </w:rPr>
       <w:fldChar w:fldCharType="separate"/>
     </w:r>
     <w:r>
-      <w:rPr/>
-      <w:t>12</w:t>
-    </w:r>
-    <w:r>
-      <w:rPr/>
+      <w:rPr>
+        <w:sz w:val="18"/>
+        <w:szCs w:val="18"/>
+      </w:rPr>
+      <w:t>20</w:t>
+    </w:r>
+    <w:r>
+      <w:rPr>
+        <w:sz w:val="18"/>
+        <w:szCs w:val="18"/>
+      </w:rPr>
       <w:fldChar w:fldCharType="end"/>
     </w:r>
   </w:p>
@@ -496,23 +791,37 @@
 </file>
 
 <file path=word/header1.xml><?xml version="1.0" encoding="utf-8"?>
-<w:hdr xmlns:o="urn:schemas-microsoft-com:office:office" xmlns:r="http://schemas.openxmlformats.org/officeDocument/2006/relationships" xmlns:v="urn:schemas-microsoft-com:vml" xmlns:w="http://schemas.openxmlformats.org/wordprocessingml/2006/main" xmlns:w10="urn:schemas-microsoft-com:office:word" xmlns:wp="http://schemas.openxmlformats.org/drawingml/2006/wordprocessingDrawing" xmlns:wps="http://schemas.microsoft.com/office/word/2010/wordprocessingShape" xmlns:wpg="http://schemas.microsoft.com/office/word/2010/wordprocessingGroup" xmlns:mc="http://schemas.openxmlformats.org/markup-compatibility/2006" xmlns:wp14="http://schemas.microsoft.com/office/word/2010/wordprocessingDrawing" xmlns:w14="http://schemas.microsoft.com/office/word/2010/wordml" mc:Ignorable="w14 wp14">
+<w:hdr xmlns:o="urn:schemas-microsoft-com:office:office" xmlns:r="http://schemas.openxmlformats.org/officeDocument/2006/relationships" xmlns:v="urn:schemas-microsoft-com:vml" xmlns:w="http://schemas.openxmlformats.org/wordprocessingml/2006/main" xmlns:w10="urn:schemas-microsoft-com:office:word" xmlns:wp="http://schemas.openxmlformats.org/drawingml/2006/wordprocessingDrawing" xmlns:pic="http://schemas.openxmlformats.org/drawingml/2006/picture" xmlns:wps="http://schemas.microsoft.com/office/word/2010/wordprocessingShape" xmlns:wpg="http://schemas.microsoft.com/office/word/2010/wordprocessingGroup" xmlns:mc="http://schemas.openxmlformats.org/markup-compatibility/2006" xmlns:wp14="http://schemas.microsoft.com/office/word/2010/wordprocessingDrawing" xmlns:w14="http://schemas.microsoft.com/office/word/2010/wordml" xmlns:w15="http://schemas.microsoft.com/office/word/2012/wordml" mc:Ignorable="w14 wp14 w15">
+  <w:p>
+    <w:pPr>
+      <w:pStyle w:val="Header"/>
+      <w:rPr/>
+    </w:pPr>
+    <w:r>
+      <w:rPr/>
+    </w:r>
+  </w:p>
+</w:hdr>
+</file>
+
+<file path=word/header2.xml><?xml version="1.0" encoding="utf-8"?>
+<w:hdr xmlns:o="urn:schemas-microsoft-com:office:office" xmlns:r="http://schemas.openxmlformats.org/officeDocument/2006/relationships" xmlns:v="urn:schemas-microsoft-com:vml" xmlns:w="http://schemas.openxmlformats.org/wordprocessingml/2006/main" xmlns:w10="urn:schemas-microsoft-com:office:word" xmlns:wp="http://schemas.openxmlformats.org/drawingml/2006/wordprocessingDrawing" xmlns:pic="http://schemas.openxmlformats.org/drawingml/2006/picture" xmlns:wps="http://schemas.microsoft.com/office/word/2010/wordprocessingShape" xmlns:wpg="http://schemas.microsoft.com/office/word/2010/wordprocessingGroup" xmlns:mc="http://schemas.openxmlformats.org/markup-compatibility/2006" xmlns:wp14="http://schemas.microsoft.com/office/word/2010/wordprocessingDrawing" xmlns:w14="http://schemas.microsoft.com/office/word/2010/wordml" xmlns:w15="http://schemas.microsoft.com/office/word/2012/wordml" mc:Ignorable="w14 wp14 w15">
   <w:tbl>
     <w:tblPr>
       <w:tblW w:w="9071" w:type="dxa"/>
-      <w:jc w:val="left"/>
+      <w:jc w:val="start"/>
       <w:tblInd w:w="0" w:type="dxa"/>
       <w:tblLayout w:type="fixed"/>
       <w:tblCellMar>
         <w:top w:w="0" w:type="dxa"/>
-        <w:left w:w="0" w:type="dxa"/>
+        <w:start w:w="0" w:type="dxa"/>
         <w:bottom w:w="0" w:type="dxa"/>
-        <w:right w:w="0" w:type="dxa"/>
+        <w:end w:w="0" w:type="dxa"/>
       </w:tblCellMar>
     </w:tblPr>
     <w:tblGrid>
       <w:gridCol w:w="2850"/>
-      <w:gridCol w:w="6220"/>
+      <w:gridCol w:w="6221"/>
     </w:tblGrid>
     <w:tr>
       <w:trPr/>
@@ -534,7 +843,7 @@
               <wp:inline distT="0" distB="0" distL="0" distR="0">
                 <wp:extent cx="1714500" cy="361950"/>
                 <wp:effectExtent l="0" t="0" r="0" b="0"/>
-                <wp:docPr id="1" name="Figura1" descr=""/>
+                <wp:docPr id="1" name="Figura1"/>
                 <wp:cNvGraphicFramePr>
                   <a:graphicFrameLocks xmlns:a="http://schemas.openxmlformats.org/drawingml/2006/main" noChangeAspect="1"/>
                 </wp:cNvGraphicFramePr>
@@ -542,7 +851,7 @@
                   <a:graphicData uri="http://schemas.openxmlformats.org/drawingml/2006/picture">
                     <pic:pic xmlns:pic="http://schemas.openxmlformats.org/drawingml/2006/picture">
                       <pic:nvPicPr>
-                        <pic:cNvPr id="1" name="Figura1" descr=""/>
+                        <pic:cNvPr id="1" name="Figura1"/>
                         <pic:cNvPicPr>
                           <a:picLocks noChangeAspect="1" noChangeArrowheads="1"/>
                         </pic:cNvPicPr>
@@ -561,6 +870,7 @@
                         <a:prstGeom prst="rect">
                           <a:avLst/>
                         </a:prstGeom>
+                        <a:noFill/>
                       </pic:spPr>
                     </pic:pic>
                   </a:graphicData>
@@ -572,7 +882,7 @@
       </w:tc>
       <w:tc>
         <w:tcPr>
-          <w:tcW w:w="6220" w:type="dxa"/>
+          <w:tcW w:w="6221" w:type="dxa"/>
           <w:tcBorders/>
         </w:tcPr>
         <w:p>
@@ -631,6 +941,143 @@
 </w:hdr>
 </file>
 
+<file path=word/header3.xml><?xml version="1.0" encoding="utf-8"?>
+<w:hdr xmlns:o="urn:schemas-microsoft-com:office:office" xmlns:r="http://schemas.openxmlformats.org/officeDocument/2006/relationships" xmlns:v="urn:schemas-microsoft-com:vml" xmlns:w="http://schemas.openxmlformats.org/wordprocessingml/2006/main" xmlns:w10="urn:schemas-microsoft-com:office:word" xmlns:wp="http://schemas.openxmlformats.org/drawingml/2006/wordprocessingDrawing" xmlns:pic="http://schemas.openxmlformats.org/drawingml/2006/picture" xmlns:wps="http://schemas.microsoft.com/office/word/2010/wordprocessingShape" xmlns:wpg="http://schemas.microsoft.com/office/word/2010/wordprocessingGroup" xmlns:mc="http://schemas.openxmlformats.org/markup-compatibility/2006" xmlns:wp14="http://schemas.microsoft.com/office/word/2010/wordprocessingDrawing" xmlns:w14="http://schemas.microsoft.com/office/word/2010/wordml" xmlns:w15="http://schemas.microsoft.com/office/word/2012/wordml" mc:Ignorable="w14 wp14 w15">
+  <w:tbl>
+    <w:tblPr>
+      <w:tblW w:w="9071" w:type="dxa"/>
+      <w:jc w:val="start"/>
+      <w:tblInd w:w="0" w:type="dxa"/>
+      <w:tblLayout w:type="fixed"/>
+      <w:tblCellMar>
+        <w:top w:w="0" w:type="dxa"/>
+        <w:start w:w="0" w:type="dxa"/>
+        <w:bottom w:w="0" w:type="dxa"/>
+        <w:end w:w="0" w:type="dxa"/>
+      </w:tblCellMar>
+    </w:tblPr>
+    <w:tblGrid>
+      <w:gridCol w:w="2850"/>
+      <w:gridCol w:w="6221"/>
+    </w:tblGrid>
+    <w:tr>
+      <w:trPr/>
+      <w:tc>
+        <w:tcPr>
+          <w:tcW w:w="2850" w:type="dxa"/>
+          <w:tcBorders/>
+        </w:tcPr>
+        <w:p>
+          <w:pPr>
+            <w:pStyle w:val="Normal"/>
+            <w:widowControl w:val="false"/>
+            <w:spacing w:before="0" w:after="0"/>
+            <w:rPr/>
+          </w:pPr>
+          <w:r>
+            <w:rPr/>
+            <w:drawing>
+              <wp:inline distT="0" distB="0" distL="0" distR="0">
+                <wp:extent cx="1714500" cy="361950"/>
+                <wp:effectExtent l="0" t="0" r="0" b="0"/>
+                <wp:docPr id="2" name="Figura1"/>
+                <wp:cNvGraphicFramePr>
+                  <a:graphicFrameLocks xmlns:a="http://schemas.openxmlformats.org/drawingml/2006/main" noChangeAspect="1"/>
+                </wp:cNvGraphicFramePr>
+                <a:graphic xmlns:a="http://schemas.openxmlformats.org/drawingml/2006/main">
+                  <a:graphicData uri="http://schemas.openxmlformats.org/drawingml/2006/picture">
+                    <pic:pic xmlns:pic="http://schemas.openxmlformats.org/drawingml/2006/picture">
+                      <pic:nvPicPr>
+                        <pic:cNvPr id="2" name="Figura1"/>
+                        <pic:cNvPicPr>
+                          <a:picLocks noChangeAspect="1" noChangeArrowheads="1"/>
+                        </pic:cNvPicPr>
+                      </pic:nvPicPr>
+                      <pic:blipFill>
+                        <a:blip r:embed="rId1"/>
+                        <a:stretch>
+                          <a:fillRect/>
+                        </a:stretch>
+                      </pic:blipFill>
+                      <pic:spPr bwMode="auto">
+                        <a:xfrm>
+                          <a:off x="0" y="0"/>
+                          <a:ext cx="1714500" cy="361950"/>
+                        </a:xfrm>
+                        <a:prstGeom prst="rect">
+                          <a:avLst/>
+                        </a:prstGeom>
+                        <a:noFill/>
+                      </pic:spPr>
+                    </pic:pic>
+                  </a:graphicData>
+                </a:graphic>
+              </wp:inline>
+            </w:drawing>
+          </w:r>
+        </w:p>
+      </w:tc>
+      <w:tc>
+        <w:tcPr>
+          <w:tcW w:w="6221" w:type="dxa"/>
+          <w:tcBorders/>
+        </w:tcPr>
+        <w:p>
+          <w:pPr>
+            <w:pStyle w:val="Normal"/>
+            <w:widowControl w:val="false"/>
+            <w:spacing w:lineRule="exact" w:line="240" w:before="0" w:after="0"/>
+            <w:jc w:val="center"/>
+            <w:rPr/>
+          </w:pPr>
+          <w:r>
+            <w:rPr>
+              <w:rFonts w:eastAsia="Arial Narrow" w:cs="Arial Narrow" w:ascii="Arial Narrow" w:hAnsi="Arial Narrow"/>
+              <w:b/>
+              <w:bCs/>
+              <w:sz w:val="24"/>
+              <w:szCs w:val="24"/>
+            </w:rPr>
+            <w:t>EMPRESA BRASILEIRA DE CORREIOS E TELÉGRAFOS</w:t>
+          </w:r>
+        </w:p>
+        <w:p>
+          <w:pPr>
+            <w:pStyle w:val="Normal"/>
+            <w:widowControl w:val="false"/>
+            <w:pBdr>
+              <w:bottom w:val="single" w:sz="6" w:space="2" w:color="000000"/>
+            </w:pBdr>
+            <w:spacing w:lineRule="exact" w:line="240" w:before="0" w:after="0"/>
+            <w:jc w:val="center"/>
+            <w:rPr/>
+          </w:pPr>
+          <w:r>
+            <w:rPr>
+              <w:rFonts w:eastAsia="Arial Narrow" w:cs="Arial Narrow" w:ascii="Arial Narrow" w:hAnsi="Arial Narrow"/>
+              <w:sz w:val="24"/>
+              <w:szCs w:val="24"/>
+            </w:rPr>
+            <w:t>Assessoria Jurídica MS/DEJUR/SEJUR</w:t>
+          </w:r>
+        </w:p>
+      </w:tc>
+    </w:tr>
+  </w:tbl>
+  <w:p>
+    <w:pPr>
+      <w:pStyle w:val="Normal"/>
+      <w:spacing w:before="0" w:after="0"/>
+      <w:rPr/>
+    </w:pPr>
+    <w:r>
+      <w:rPr/>
+      <w:t xml:space="preserve">                                            </w:t>
+    </w:r>
+  </w:p>
+</w:hdr>
+</file>
+
 <file path=word/styles.xml><?xml version="1.0" encoding="utf-8"?>
 <w:styles xmlns:w="http://schemas.openxmlformats.org/wordprocessingml/2006/main" xmlns:w14="http://schemas.microsoft.com/office/word/2010/wordml" xmlns:mc="http://schemas.openxmlformats.org/markup-compatibility/2006" mc:Ignorable="w14">
   <w:docDefaults>
@@ -653,9 +1100,10 @@
     <w:qFormat/>
     <w:pPr>
       <w:widowControl/>
+      <w:suppressAutoHyphens w:val="true"/>
       <w:bidi w:val="0"/>
       <w:spacing w:before="0" w:after="0"/>
-      <w:jc w:val="left"/>
+      <w:jc w:val="start"/>
     </w:pPr>
     <w:rPr>
       <w:rFonts w:ascii="Arial" w:hAnsi="Arial" w:eastAsia="Arial" w:cs="Arial"/>
@@ -666,9 +1114,9 @@
       <w:lang w:val="pt-BR" w:eastAsia="zh-CN" w:bidi="hi-IN"/>
     </w:rPr>
   </w:style>
-  <w:style w:type="paragraph" w:styleId="Ttulo1">
-    <w:name w:val="Heading 1"/>
-    <w:basedOn w:val="Ttulo"/>
+  <w:style w:type="paragraph" w:styleId="Heading1">
+    <w:name w:val="heading 1"/>
+    <w:basedOn w:val="Ttulouser"/>
     <w:qFormat/>
     <w:pPr/>
     <w:rPr>
@@ -677,9 +1125,9 @@
       <w:szCs w:val="32"/>
     </w:rPr>
   </w:style>
-  <w:style w:type="paragraph" w:styleId="Ttulo2">
-    <w:name w:val="Heading 2"/>
-    <w:basedOn w:val="Ttulo"/>
+  <w:style w:type="paragraph" w:styleId="Heading2">
+    <w:name w:val="heading 2"/>
+    <w:basedOn w:val="Ttulouser"/>
     <w:qFormat/>
     <w:pPr/>
     <w:rPr>
@@ -688,9 +1136,9 @@
       <w:szCs w:val="26"/>
     </w:rPr>
   </w:style>
-  <w:style w:type="paragraph" w:styleId="Ttulo3">
-    <w:name w:val="Heading 3"/>
-    <w:basedOn w:val="Ttulo"/>
+  <w:style w:type="paragraph" w:styleId="Heading3">
+    <w:name w:val="heading 3"/>
+    <w:basedOn w:val="Ttulouser"/>
     <w:qFormat/>
     <w:pPr/>
     <w:rPr>
@@ -699,9 +1147,9 @@
       <w:szCs w:val="24"/>
     </w:rPr>
   </w:style>
-  <w:style w:type="paragraph" w:styleId="Ttulo4">
-    <w:name w:val="Heading 4"/>
-    <w:basedOn w:val="Ttulo"/>
+  <w:style w:type="paragraph" w:styleId="Heading4">
+    <w:name w:val="heading 4"/>
+    <w:basedOn w:val="Ttulouser"/>
     <w:qFormat/>
     <w:pPr/>
     <w:rPr>
@@ -710,35 +1158,37 @@
       <w:color w:val="2E74B5"/>
     </w:rPr>
   </w:style>
-  <w:style w:type="paragraph" w:styleId="Ttulo5">
-    <w:name w:val="Heading 5"/>
-    <w:basedOn w:val="Ttulo"/>
+  <w:style w:type="paragraph" w:styleId="Heading5">
+    <w:name w:val="heading 5"/>
+    <w:basedOn w:val="Ttulouser"/>
     <w:qFormat/>
     <w:pPr/>
     <w:rPr>
       <w:color w:val="2E74B5"/>
     </w:rPr>
   </w:style>
-  <w:style w:type="paragraph" w:styleId="Ttulo6">
-    <w:name w:val="Heading 6"/>
-    <w:basedOn w:val="Ttulo"/>
+  <w:style w:type="paragraph" w:styleId="Heading6">
+    <w:name w:val="heading 6"/>
+    <w:basedOn w:val="Ttulouser"/>
     <w:qFormat/>
     <w:pPr/>
     <w:rPr>
       <w:color w:val="1F4D78"/>
     </w:rPr>
   </w:style>
-  <w:style w:type="character" w:styleId="LinkdaInternet">
-    <w:name w:val="Link da Internet"/>
+  <w:style w:type="character" w:styleId="LinkdaInternetuser">
+    <w:name w:val="Link da Internet (user)"/>
     <w:uiPriority w:val="99"/>
     <w:unhideWhenUsed/>
+    <w:qFormat/>
     <w:rPr>
       <w:color w:val="0563C1"/>
       <w:u w:val="single"/>
     </w:rPr>
   </w:style>
-  <w:style w:type="character" w:styleId="Ncoradanotaderodap">
-    <w:name w:val="Âncora da nota de rodapé"/>
+  <w:style w:type="character" w:styleId="ncoradanotaderodapuser">
+    <w:name w:val="Âncora da nota de rodapé (user)"/>
+    <w:qFormat/>
     <w:rPr>
       <w:vertAlign w:val="superscript"/>
     </w:rPr>
@@ -755,7 +1205,6 @@
   </w:style>
   <w:style w:type="character" w:styleId="FootnoteTextChar">
     <w:name w:val="Footnote Text Char"/>
-    <w:link w:val="FootnoteText"/>
     <w:uiPriority w:val="99"/>
     <w:semiHidden/>
     <w:unhideWhenUsed/>
@@ -765,8 +1214,9 @@
       <w:szCs w:val="20"/>
     </w:rPr>
   </w:style>
-  <w:style w:type="character" w:styleId="Ncoradanotadefim">
-    <w:name w:val="Âncora da nota de fim"/>
+  <w:style w:type="character" w:styleId="ncoradanotadefimuser">
+    <w:name w:val="Âncora da nota de fim (user)"/>
+    <w:qFormat/>
     <w:rPr>
       <w:vertAlign w:val="superscript"/>
     </w:rPr>
@@ -783,7 +1233,6 @@
   </w:style>
   <w:style w:type="character" w:styleId="EndnoteTextChar">
     <w:name w:val="Endnote Text Char"/>
-    <w:link w:val="EndnoteText"/>
     <w:uiPriority w:val="99"/>
     <w:semiHidden/>
     <w:unhideWhenUsed/>
@@ -796,7 +1245,7 @@
   <w:style w:type="paragraph" w:styleId="Ttulo">
     <w:name w:val="Título"/>
     <w:basedOn w:val="Normal"/>
-    <w:next w:val="Corpodotexto"/>
+    <w:next w:val="BodyText"/>
     <w:qFormat/>
     <w:pPr>
       <w:keepNext w:val="true"/>
@@ -808,7 +1257,7 @@
       <w:szCs w:val="28"/>
     </w:rPr>
   </w:style>
-  <w:style w:type="paragraph" w:styleId="Corpodotexto">
+  <w:style w:type="paragraph" w:styleId="BodyText">
     <w:name w:val="Body Text"/>
     <w:basedOn w:val="Normal"/>
     <w:pPr>
@@ -816,16 +1265,16 @@
     </w:pPr>
     <w:rPr/>
   </w:style>
-  <w:style w:type="paragraph" w:styleId="Lista">
+  <w:style w:type="paragraph" w:styleId="List">
     <w:name w:val="List"/>
-    <w:basedOn w:val="Corpodotexto"/>
+    <w:basedOn w:val="BodyText"/>
     <w:pPr/>
     <w:rPr>
       <w:rFonts w:cs="Arial"/>
     </w:rPr>
   </w:style>
-  <w:style w:type="paragraph" w:styleId="Legenda">
-    <w:name w:val="Caption"/>
+  <w:style w:type="paragraph" w:styleId="Caption">
+    <w:name w:val="caption"/>
     <w:basedOn w:val="Normal"/>
     <w:qFormat/>
     <w:pPr>
@@ -840,7 +1289,7 @@
       <w:szCs w:val="24"/>
     </w:rPr>
   </w:style>
-  <w:style w:type="paragraph" w:styleId="Ndice">
+  <w:style w:type="paragraph" w:styleId="ndice">
     <w:name w:val="Índice"/>
     <w:basedOn w:val="Normal"/>
     <w:qFormat/>
@@ -849,12 +1298,38 @@
     </w:pPr>
     <w:rPr>
       <w:rFonts w:cs="Arial"/>
+    </w:rPr>
+  </w:style>
+  <w:style w:type="paragraph" w:styleId="Ttulouser">
+    <w:name w:val="Título (user)"/>
+    <w:basedOn w:val="Normal"/>
+    <w:next w:val="BodyText"/>
+    <w:qFormat/>
+    <w:pPr>
+      <w:keepNext w:val="true"/>
+      <w:spacing w:before="240" w:after="120"/>
+    </w:pPr>
+    <w:rPr>
+      <w:rFonts w:ascii="Liberation Sans" w:hAnsi="Liberation Sans" w:eastAsia="Microsoft YaHei" w:cs="Arial"/>
+      <w:sz w:val="28"/>
+      <w:szCs w:val="28"/>
+    </w:rPr>
+  </w:style>
+  <w:style w:type="paragraph" w:styleId="ndiceuser">
+    <w:name w:val="Índice (user)"/>
+    <w:basedOn w:val="Normal"/>
+    <w:qFormat/>
+    <w:pPr>
+      <w:suppressLineNumbers/>
+    </w:pPr>
+    <w:rPr>
+      <w:rFonts w:cs="Arial"/>
       <w:lang w:val="zxx" w:eastAsia="zxx" w:bidi="zxx"/>
     </w:rPr>
   </w:style>
-  <w:style w:type="paragraph" w:styleId="Ttulododocumento">
+  <w:style w:type="paragraph" w:styleId="Title">
     <w:name w:val="Title"/>
-    <w:basedOn w:val="Ttulo"/>
+    <w:basedOn w:val="Ttulouser"/>
     <w:qFormat/>
     <w:pPr/>
     <w:rPr>
@@ -862,14 +1337,15 @@
       <w:szCs w:val="56"/>
     </w:rPr>
   </w:style>
-  <w:style w:type="paragraph" w:styleId="Strong">
-    <w:name w:val="Strong"/>
+  <w:style w:type="paragraph" w:styleId="StrongEmphasis">
+    <w:name w:val="Strong Emphasis"/>
     <w:qFormat/>
     <w:pPr>
       <w:widowControl/>
+      <w:suppressAutoHyphens w:val="true"/>
       <w:bidi w:val="0"/>
       <w:spacing w:before="0" w:after="0"/>
-      <w:jc w:val="left"/>
+      <w:jc w:val="start"/>
     </w:pPr>
     <w:rPr>
       <w:rFonts w:ascii="Arial" w:hAnsi="Arial" w:eastAsia="Arial" w:cs="Arial"/>
@@ -887,9 +1363,10 @@
     <w:qFormat/>
     <w:pPr>
       <w:widowControl/>
+      <w:suppressAutoHyphens w:val="true"/>
       <w:bidi w:val="0"/>
       <w:spacing w:before="0" w:after="0"/>
-      <w:jc w:val="left"/>
+      <w:jc w:val="start"/>
     </w:pPr>
     <w:rPr>
       <w:rFonts w:ascii="Arial" w:hAnsi="Arial" w:eastAsia="Arial" w:cs="Arial"/>
@@ -900,8 +1377,8 @@
       <w:lang w:val="pt-BR" w:eastAsia="zh-CN" w:bidi="hi-IN"/>
     </w:rPr>
   </w:style>
-  <w:style w:type="paragraph" w:styleId="Notaderodap">
-    <w:name w:val="Footnote Text"/>
+  <w:style w:type="paragraph" w:styleId="FootnoteText">
+    <w:name w:val="footnote text"/>
     <w:basedOn w:val="Normal"/>
     <w:link w:val="FootnoteTextChar"/>
     <w:uiPriority w:val="99"/>
@@ -915,8 +1392,8 @@
       <w:szCs w:val="20"/>
     </w:rPr>
   </w:style>
-  <w:style w:type="paragraph" w:styleId="Notadefim">
-    <w:name w:val="Endnote Text"/>
+  <w:style w:type="paragraph" w:styleId="EndnoteText">
+    <w:name w:val="endnote text"/>
     <w:basedOn w:val="Normal"/>
     <w:link w:val="EndnoteTextChar"/>
     <w:uiPriority w:val="99"/>
@@ -937,17 +1414,130 @@
     <w:pPr/>
     <w:rPr/>
   </w:style>
-  <w:style w:type="paragraph" w:styleId="Cabealho">
-    <w:name w:val="Header"/>
+  <w:style w:type="paragraph" w:styleId="Cabealhoerodap1">
+    <w:name w:val="Cabeçalho e rodapé1"/>
+    <w:basedOn w:val="Normal"/>
+    <w:qFormat/>
+    <w:pPr/>
+    <w:rPr/>
+  </w:style>
+  <w:style w:type="paragraph" w:styleId="Header">
+    <w:name w:val="header"/>
     <w:basedOn w:val="CabealhoeRodap"/>
     <w:pPr/>
     <w:rPr/>
   </w:style>
-  <w:style w:type="paragraph" w:styleId="Rodap">
-    <w:name w:val="Footer"/>
+  <w:style w:type="paragraph" w:styleId="Footer">
+    <w:name w:val="footer"/>
     <w:basedOn w:val="CabealhoeRodap"/>
     <w:pPr/>
     <w:rPr/>
   </w:style>
 </w:styles>
+</file>
+
+<file path=word/theme/theme1.xml><?xml version="1.0" encoding="utf-8"?>
+<a:theme xmlns:a="http://schemas.openxmlformats.org/drawingml/2006/main" xmlns:r="http://schemas.openxmlformats.org/officeDocument/2006/relationships" name="Office">
+  <a:themeElements>
+    <a:clrScheme name="LibreOffice">
+      <a:dk1>
+        <a:srgbClr val="000000"/>
+      </a:dk1>
+      <a:lt1>
+        <a:srgbClr val="FFFFFF"/>
+      </a:lt1>
+      <a:dk2>
+        <a:srgbClr val="000000"/>
+      </a:dk2>
+      <a:lt2>
+        <a:srgbClr val="FFFFFF"/>
+      </a:lt2>
+      <a:accent1>
+        <a:srgbClr val="18A303"/>
+      </a:accent1>
+      <a:accent2>
+        <a:srgbClr val="0369A3"/>
+      </a:accent2>
+      <a:accent3>
+        <a:srgbClr val="A33E03"/>
+      </a:accent3>
+      <a:accent4>
+        <a:srgbClr val="8E03A3"/>
+      </a:accent4>
+      <a:accent5>
+        <a:srgbClr val="C99C00"/>
+      </a:accent5>
+      <a:accent6>
+        <a:srgbClr val="C9211E"/>
+      </a:accent6>
+      <a:hlink>
+        <a:srgbClr val="0000EE"/>
+      </a:hlink>
+      <a:folHlink>
+        <a:srgbClr val="551A8B"/>
+      </a:folHlink>
+    </a:clrScheme>
+    <a:fontScheme name="Office">
+      <a:majorFont>
+        <a:latin typeface="Arial" pitchFamily="0" charset="1"/>
+        <a:ea typeface="DejaVu Sans" pitchFamily="0" charset="1"/>
+        <a:cs typeface="DejaVu Sans" pitchFamily="0" charset="1"/>
+      </a:majorFont>
+      <a:minorFont>
+        <a:latin typeface="Arial" pitchFamily="0" charset="1"/>
+        <a:ea typeface="DejaVu Sans" pitchFamily="0" charset="1"/>
+        <a:cs typeface="DejaVu Sans" pitchFamily="0" charset="1"/>
+      </a:minorFont>
+    </a:fontScheme>
+    <a:fmtScheme>
+      <a:fillStyleLst>
+        <a:solidFill>
+          <a:schemeClr val="phClr"/>
+        </a:solidFill>
+        <a:solidFill>
+          <a:schemeClr val="phClr"/>
+        </a:solidFill>
+        <a:solidFill>
+          <a:schemeClr val="phClr"/>
+        </a:solidFill>
+      </a:fillStyleLst>
+      <a:lnStyleLst>
+        <a:ln w="6350" cap="flat" cmpd="sng" algn="ctr">
+          <a:prstDash val="solid"/>
+          <a:miter/>
+        </a:ln>
+        <a:ln w="6350" cap="flat" cmpd="sng" algn="ctr">
+          <a:prstDash val="solid"/>
+          <a:miter/>
+        </a:ln>
+        <a:ln w="6350" cap="flat" cmpd="sng" algn="ctr">
+          <a:prstDash val="solid"/>
+          <a:miter/>
+        </a:ln>
+      </a:lnStyleLst>
+      <a:effectStyleLst>
+        <a:effectStyle>
+          <a:effectLst/>
+        </a:effectStyle>
+        <a:effectStyle>
+          <a:effectLst/>
+        </a:effectStyle>
+        <a:effectStyle>
+          <a:effectLst/>
+        </a:effectStyle>
+      </a:effectStyleLst>
+      <a:bgFillStyleLst>
+        <a:solidFill>
+          <a:schemeClr val="phClr"/>
+        </a:solidFill>
+        <a:solidFill>
+          <a:schemeClr val="phClr"/>
+        </a:solidFill>
+        <a:solidFill>
+          <a:schemeClr val="phClr"/>
+        </a:solidFill>
+      </a:bgFillStyleLst>
+    </a:fmtScheme>
+  </a:themeElements>
+</a:theme>
 </file>
--- a/modelos/_FORMATO_BASE.docx
+++ b/modelos/_FORMATO_BASE.docx
@@ -240,23 +240,91 @@
     <w:p>
       <w:pPr>
         <w:pStyle w:val="Normal"/>
-        <w:widowControl/>
+        <w:pBdr>
+          <w:top w:val="single" w:sz="6" w:space="4" w:color="000000"/>
+          <w:left w:val="single" w:sz="6" w:space="4" w:color="000000"/>
+          <w:bottom w:val="single" w:sz="6" w:space="4" w:color="000000"/>
+          <w:right w:val="single" w:sz="6" w:space="4" w:color="000000"/>
+        </w:pBdr>
         <w:bidi w:val="0"/>
+        <w:spacing w:lineRule="exact" w:line="240" w:before="320" w:after="260"/>
+        <w:ind w:left="0" w:right="0" w:hanging="0"/>
+        <w:jc w:val="center"/>
+        <w:rPr>
+          <w:rFonts w:ascii="Arial" w:hAnsi="Arial"/>
+          <w:b/>
+          <w:bCs/>
+        </w:rPr>
+      </w:pPr>
+      <w:r>
+        <w:rPr>
+          <w:rFonts w:eastAsia="Arial" w:cs="Arial"/>
+          <w:b/>
+          <w:bCs/>
+          <w:sz w:val="22"/>
+          <w:szCs w:val="22"/>
+        </w:rPr>
+        <w:t xml:space="preserve">[TÍTULO DE SEÇÃO — SEMPRE EM CAIXA ALTA, NEGRITO, CENTRALIZADO E DENTRO DO QUADRO]</w:t>
+      </w:r>
+    </w:p>
+    <w:p>
+      <w:pPr>
+        <w:pStyle w:val="Normal"/>
+        <w:keepNext/>
+        <w:bidi w:val="0"/>
+        <w:spacing w:lineRule="exact" w:line="360" w:before="240" w:after="160"/>
+        <w:ind w:left="1701" w:right="0" w:hanging="0"/>
+        <w:jc w:val="both"/>
+        <w:rPr/>
+      </w:pPr>
+      <w:r>
+        <w:rPr>
+          <w:rFonts w:eastAsia="Arial" w:cs="Arial"/>
+          <w:b/>
+          <w:bCs/>
+          <w:u w:val="single"/>
+          <w:sz w:val="22"/>
+          <w:szCs w:val="22"/>
+        </w:rPr>
+        <w:t xml:space="preserve">1. [SUBTÍTULO — CAIXA ALTA, NEGRITO E SUBLINHADO, RECUO DE 3 CM].</w:t>
+      </w:r>
+    </w:p>
+    <w:p>
+      <w:pPr>
+        <w:pStyle w:val="Normal"/>
         <w:spacing w:lineRule="exact" w:line="360" w:before="0" w:after="160"/>
-        <w:ind w:left="0" w:right="0" w:firstLine="1701"/>
+        <w:ind w:firstLine="1701"/>
         <w:jc w:val="both"/>
-        <w:rPr>
+        <w:rPr/>
+      </w:pPr>
+      <w:r>
+        <w:rPr>
+          <w:rFonts w:eastAsia="Arial" w:cs="Arial"/>
           <w:i/>
-        </w:rPr>
+          <w:iCs/>
+          <w:sz w:val="22"/>
+          <w:szCs w:val="22"/>
+        </w:rPr>
+        <w:t xml:space="preserve">[CORPO DA PEÇA — Arial 11, entrelinha 1,5, justificado, recuo de primeira linha de 3 cm. As preliminares, o mérito e os requerimentos variam por tipo de peça e tema; ver o modelo específico em modelos/&lt;área&gt;/&lt;tipo_peça&gt;__&lt;tema&gt;.md]</w:t>
+      </w:r>
+    </w:p>
+    <w:p>
+      <w:pPr>
+        <w:pStyle w:val="Normal"/>
+        <w:spacing w:lineRule="exact" w:line="360" w:before="0" w:after="160"/>
+        <w:ind w:left="1701" w:right="0" w:firstLine="0"/>
+        <w:jc w:val="both"/>
+        <w:rPr/>
       </w:pPr>
       <w:r>
         <w:rPr>
           <w:rFonts w:eastAsia="Arial" w:cs="Arial"/>
           <w:i/>
-          <w:sz w:val="22"/>
-          <w:szCs w:val="22"/>
-        </w:rPr>
-        <w:t>[CORPO DA PEÇA — preliminares, mérito e requerimentos variam por tipo de peça e tema; ver modelo específico em modelos/&lt;área&gt;/&lt;tipo_peça&gt;__&lt;tema&gt;.md]</w:t>
+          <w:iCs/>
+          <w:sz w:val="22"/>
+          <w:szCs w:val="22"/>
+        </w:rPr>
+        <w:t xml:space="preserve">[CITAÇÃO DE LEI, NORMA INTERNA OU JURISPRUDÊNCIA — bloco recuado de 3 cm, sem recuo de primeira linha]</w:t>
       </w:r>
     </w:p>
     <w:p>

--- a/modelos/_FORMATO_BASE.docx
+++ b/modelos/_FORMATO_BASE.docx
@@ -235,6 +235,53 @@
           <w:szCs w:val="22"/>
         </w:rPr>
         <w:t>, pelos motivos de fato e de direito que seguem.</w:t>
+      </w:r>
+    </w:p>
+    <w:p>
+      <w:pPr>
+        <w:pStyle w:val="Normal"/>
+        <w:pBdr>
+          <w:top w:val="single" w:sz="6" w:space="4" w:color="000000"/>
+          <w:left w:val="single" w:sz="6" w:space="4" w:color="000000"/>
+          <w:bottom w:val="single" w:sz="6" w:space="4" w:color="000000"/>
+          <w:right w:val="single" w:sz="6" w:space="4" w:color="000000"/>
+        </w:pBdr>
+        <w:spacing w:lineRule="exact" w:line="240" w:before="320" w:after="260"/>
+        <w:ind w:left="0" w:right="0" w:hanging="0"/>
+        <w:jc w:val="center"/>
+        <w:rPr/>
+      </w:pPr>
+      <w:r>
+        <w:rPr>
+          <w:rFonts w:eastAsia="Arial" w:cs="Arial"/>
+          <w:b/>
+          <w:bCs/>
+          <w:sz w:val="22"/>
+          <w:szCs w:val="22"/>
+        </w:rPr>
+        <w:t>[TÍTULO DE 1º NÍVEL — CAIXA ALTA, CENTRALIZADO, DENTRO DO RETÂNGULO]</w:t>
+      </w:r>
+    </w:p>
+    <w:p>
+      <w:pPr>
+        <w:pStyle w:val="Normal"/>
+        <w:spacing w:lineRule="exact" w:line="360" w:before="200" w:after="120"/>
+        <w:ind w:left="1701" w:hanging="0"/>
+        <w:jc w:val="both"/>
+        <w:rPr>
+          <w:u w:val="single"/>
+        </w:rPr>
+      </w:pPr>
+      <w:r>
+        <w:rPr>
+          <w:rFonts w:eastAsia="Arial" w:cs="Arial"/>
+          <w:b/>
+          <w:bCs/>
+          <w:sz w:val="22"/>
+          <w:szCs w:val="22"/>
+          <w:u w:val="single"/>
+        </w:rPr>
+        <w:t>1 – [SUBTÓPICO — CAIXA ALTA, NEGRITO E SUBLINHADO, RECUO DE 3 CM]</w:t>
       </w:r>
     </w:p>
     <w:p>

--- a/modelos/_FORMATO_BASE.docx
+++ b/modelos/_FORMATO_BASE.docx
@@ -240,6 +240,36 @@
     <w:p>
       <w:pPr>
         <w:pStyle w:val="Normal"/>
+        <w:keepNext/>
+        <w:pBdr>
+          <w:top w:val="single" w:sz="6" w:space="4" w:color="000000"/>
+          <w:left w:val="single" w:sz="6" w:space="4" w:color="000000"/>
+          <w:bottom w:val="single" w:sz="6" w:space="4" w:color="000000"/>
+          <w:right w:val="single" w:sz="6" w:space="4" w:color="000000"/>
+        </w:pBdr>
+        <w:bidi w:val="0"/>
+        <w:spacing w:lineRule="exact" w:line="240" w:before="320" w:after="260"/>
+        <w:ind w:left="0" w:right="0" w:hanging="0"/>
+        <w:jc w:val="center"/>
+        <w:rPr>
+          <w:b/>
+          <w:bCs/>
+        </w:rPr>
+      </w:pPr>
+      <w:r>
+        <w:rPr>
+          <w:rFonts w:eastAsia="Arial" w:cs="Arial"/>
+          <w:b/>
+          <w:bCs/>
+          <w:sz w:val="22"/>
+          <w:szCs w:val="22"/>
+        </w:rPr>
+        <w:t xml:space="preserve">[TÓPICO DA PEÇA — CAIXA ALTA, NEGRITO, CENTRALIZADO, DENTRO DESTE RETÂNGULO]</w:t>
+      </w:r>
+    </w:p>
+    <w:p>
+      <w:pPr>
+        <w:pStyle w:val="Normal"/>
         <w:widowControl/>
         <w:bidi w:val="0"/>
         <w:spacing w:lineRule="exact" w:line="360" w:before="0" w:after="160"/>
@@ -256,7 +286,97 @@
           <w:sz w:val="22"/>
           <w:szCs w:val="22"/>
         </w:rPr>
-        <w:t>[CORPO DA PEÇA — preliminares, mérito e requerimentos variam por tipo de peça e tema; ver modelo específico em modelos/&lt;área&gt;/&lt;tipo_peça&gt;__&lt;tema&gt;.md]</w:t>
+        <w:t xml:space="preserve">[CORPO DO TÓPICO — Arial 11, entrelinha 1,5, justificado, recuo de primeira linha de 3 cm. Os tópicos e subtópicos variam por tipo de peça e tema; ver modelo específico em modelos/&lt;área&gt;/&lt;tipo_peça&gt;__&lt;tema&gt;.md]</w:t>
+      </w:r>
+    </w:p>
+    <w:p>
+      <w:pPr>
+        <w:pStyle w:val="Normal"/>
+        <w:keepNext/>
+        <w:widowControl/>
+        <w:spacing w:lineRule="exact" w:line="360" w:before="240" w:after="160"/>
+        <w:ind w:left="0" w:right="0" w:firstLine="0"/>
+        <w:jc w:val="both"/>
+        <w:rPr>
+          <w:b/>
+          <w:u w:val="single"/>
+        </w:rPr>
+      </w:pPr>
+      <w:r>
+        <w:rPr>
+          <w:rFonts w:eastAsia="Arial" w:cs="Arial"/>
+          <w:b/>
+          <w:bCs/>
+          <w:u w:val="single"/>
+          <w:sz w:val="22"/>
+          <w:szCs w:val="22"/>
+        </w:rPr>
+        <w:t xml:space="preserve">1 – [SUBTÓPICO — CAIXA ALTA, NEGRITO E SUBLINHADO, JUSTIFICADO, SEM RETÂNGULO]</w:t>
+      </w:r>
+    </w:p>
+    <w:p>
+      <w:pPr>
+        <w:pStyle w:val="Normal"/>
+        <w:widowControl/>
+        <w:bidi w:val="0"/>
+        <w:spacing w:lineRule="exact" w:line="360" w:before="0" w:after="160"/>
+        <w:ind w:left="0" w:right="0" w:firstLine="1701"/>
+        <w:jc w:val="both"/>
+        <w:rPr>
+          <w:i/>
+        </w:rPr>
+      </w:pPr>
+      <w:r>
+        <w:rPr>
+          <w:rFonts w:eastAsia="Arial" w:cs="Arial"/>
+          <w:i/>
+          <w:sz w:val="22"/>
+          <w:szCs w:val="22"/>
+        </w:rPr>
+        <w:t xml:space="preserve">[CORPO DO SUBTÓPICO — mesma formatação do corpo do tópico.]</w:t>
+      </w:r>
+    </w:p>
+    <w:p>
+      <w:pPr>
+        <w:pStyle w:val="Normal"/>
+        <w:widowControl/>
+        <w:spacing w:lineRule="exact" w:line="280" w:before="120" w:after="200"/>
+        <w:ind w:left="1701" w:right="0" w:firstLine="0"/>
+        <w:jc w:val="both"/>
+        <w:rPr>
+          <w:i/>
+        </w:rPr>
+      </w:pPr>
+      <w:r>
+        <w:rPr>
+          <w:rFonts w:eastAsia="Arial" w:cs="Arial"/>
+          <w:i/>
+          <w:sz w:val="20"/>
+          <w:szCs w:val="20"/>
+        </w:rPr>
+        <w:t xml:space="preserve">“[CITAÇÃO DE JURISPRUDÊNCIA OU DE NORMA — bloco recuado ~3 cm, itálico, Arial 10, sem recuo de primeira linha.]”</w:t>
+      </w:r>
+    </w:p>
+    <w:p>
+      <w:pPr>
+        <w:pStyle w:val="Normal"/>
+        <w:widowControl/>
+        <w:bidi w:val="0"/>
+        <w:spacing w:lineRule="exact" w:line="360" w:before="0" w:after="160"/>
+        <w:ind w:left="0" w:right="0" w:firstLine="1701"/>
+        <w:jc w:val="both"/>
+        <w:rPr>
+          <w:i/>
+        </w:rPr>
+      </w:pPr>
+      <w:r>
+        <w:rPr>
+          <w:rFonts w:eastAsia="Arial" w:cs="Arial"/>
+          <w:i/>
+          <w:sz w:val="22"/>
+          <w:szCs w:val="22"/>
+        </w:rPr>
+        <w:t xml:space="preserve">[CONTINUAÇÃO DO CORPO — repetir os blocos acima na ordem da peça: cada tópico principal em retângulo, cada subtópico numerado em negrito e sublinhado.]</w:t>
       </w:r>
     </w:p>
     <w:p>

--- a/modelos/_FORMATO_BASE.docx
+++ b/modelos/_FORMATO_BASE.docx
@@ -1,24 +1,24 @@
 
 <file path=word/document.xml><?xml version="1.0" encoding="utf-8"?>
-<w:document xmlns:o="urn:schemas-microsoft-com:office:office" xmlns:r="http://schemas.openxmlformats.org/officeDocument/2006/relationships" xmlns:v="urn:schemas-microsoft-com:vml" xmlns:w="http://schemas.openxmlformats.org/wordprocessingml/2006/main" xmlns:w10="urn:schemas-microsoft-com:office:word" xmlns:wp="http://schemas.openxmlformats.org/drawingml/2006/wordprocessingDrawing" xmlns:wps="http://schemas.microsoft.com/office/word/2010/wordprocessingShape" xmlns:wpg="http://schemas.microsoft.com/office/word/2010/wordprocessingGroup" xmlns:mc="http://schemas.openxmlformats.org/markup-compatibility/2006" xmlns:wp14="http://schemas.microsoft.com/office/word/2010/wordprocessingDrawing" xmlns:w14="http://schemas.microsoft.com/office/word/2010/wordml" mc:Ignorable="w14 wp14">
+<w:document xmlns:o="urn:schemas-microsoft-com:office:office" xmlns:r="http://schemas.openxmlformats.org/officeDocument/2006/relationships" xmlns:v="urn:schemas-microsoft-com:vml" xmlns:w="http://schemas.openxmlformats.org/wordprocessingml/2006/main" xmlns:w10="urn:schemas-microsoft-com:office:word" xmlns:wp="http://schemas.openxmlformats.org/drawingml/2006/wordprocessingDrawing" xmlns:wps="http://schemas.microsoft.com/office/word/2010/wordprocessingShape" xmlns:wpg="http://schemas.microsoft.com/office/word/2010/wordprocessingGroup" xmlns:mc="http://schemas.openxmlformats.org/markup-compatibility/2006" xmlns:wp14="http://schemas.microsoft.com/office/word/2010/wordprocessingDrawing" xmlns:w14="http://schemas.microsoft.com/office/word/2010/wordml" xmlns:w15="http://schemas.microsoft.com/office/word/2012/wordml" mc:Ignorable="w14 wp14 w15">
   <w:body>
     <w:p>
       <w:pPr>
         <w:pStyle w:val="Normal"/>
         <w:spacing w:lineRule="exact" w:line="360" w:before="0" w:after="160"/>
-        <w:ind w:hanging="0"/>
-        <w:jc w:val="both"/>
-        <w:rPr/>
-      </w:pPr>
-      <w:r>
-        <w:rPr>
-          <w:rFonts w:eastAsia="Arial" w:cs="Arial"/>
-          <w:b/>
-          <w:bCs/>
-          <w:sz w:val="22"/>
-          <w:szCs w:val="22"/>
-        </w:rPr>
-        <w:t>EXCELENTÍSSIMO(A) SENHOR(A) DOUTOR(A) JUIZ(A) DO TRABALHO DA [Nº]ª VARA DO TRABALHO DE CAMPO GRANDE/MS.</w:t>
+        <w:ind w:left="0" w:right="0" w:hanging="0"/>
+        <w:jc w:val="both"/>
+        <w:rPr/>
+      </w:pPr>
+      <w:r>
+        <w:rPr>
+          <w:rFonts w:eastAsia="Arial" w:cs="Arial"/>
+          <w:b/>
+          <w:bCs/>
+          <w:sz w:val="22"/>
+          <w:szCs w:val="22"/>
+        </w:rPr>
+        <w:t>EXCELENTÍSSIMO(A) SENHOR(A) DOUTOR(A) JUIZ(A) DO TRABALHO DA [Nº]ª VARA DO TRABALHO DE [CIDADE]/MS.</w:t>
       </w:r>
     </w:p>
     <w:p>
@@ -39,7 +39,79 @@
       </w:pPr>
       <w:r>
         <w:rPr/>
-        <w:t xml:space="preserve">                         </w:t>
+      </w:r>
+    </w:p>
+    <w:p>
+      <w:pPr>
+        <w:pStyle w:val="Normal"/>
+        <w:spacing w:lineRule="exact" w:line="360" w:before="0" w:after="160"/>
+        <w:ind w:left="0" w:right="0" w:hanging="0"/>
+        <w:jc w:val="both"/>
+        <w:rPr/>
+      </w:pPr>
+      <w:r>
+        <w:rPr>
+          <w:rFonts w:eastAsia="Arial" w:cs="Arial"/>
+          <w:b/>
+          <w:bCs/>
+          <w:sz w:val="22"/>
+          <w:szCs w:val="22"/>
+        </w:rPr>
+        <w:t>Autos nº [Nº DO PROCESSO].</w:t>
+      </w:r>
+    </w:p>
+    <w:p>
+      <w:pPr>
+        <w:pStyle w:val="Normal"/>
+        <w:spacing w:lineRule="exact" w:line="360" w:before="0" w:after="160"/>
+        <w:ind w:left="0" w:right="0" w:hanging="0"/>
+        <w:jc w:val="both"/>
+        <w:rPr/>
+      </w:pPr>
+      <w:r>
+        <w:rPr>
+          <w:rFonts w:eastAsia="Arial" w:cs="Arial"/>
+          <w:b/>
+          <w:bCs/>
+          <w:sz w:val="22"/>
+          <w:szCs w:val="22"/>
+        </w:rPr>
+        <w:t xml:space="preserve">RECLAMANTE: </w:t>
+      </w:r>
+      <w:r>
+        <w:rPr>
+          <w:rFonts w:eastAsia="Arial" w:cs="Arial"/>
+          <w:sz w:val="22"/>
+          <w:szCs w:val="22"/>
+        </w:rPr>
+        <w:t>[NOME DA PARTE].</w:t>
+      </w:r>
+    </w:p>
+    <w:p>
+      <w:pPr>
+        <w:pStyle w:val="Normal"/>
+        <w:spacing w:lineRule="exact" w:line="360" w:before="0" w:after="160"/>
+        <w:ind w:left="0" w:right="0" w:hanging="0"/>
+        <w:jc w:val="both"/>
+        <w:rPr/>
+      </w:pPr>
+      <w:r>
+        <w:rPr>
+          <w:rFonts w:eastAsia="Arial" w:cs="Arial"/>
+          <w:b/>
+          <w:bCs/>
+          <w:sz w:val="22"/>
+          <w:szCs w:val="22"/>
+        </w:rPr>
+        <w:t xml:space="preserve">RECLAMADA: </w:t>
+      </w:r>
+      <w:r>
+        <w:rPr>
+          <w:rFonts w:eastAsia="Arial" w:cs="Arial"/>
+          <w:sz w:val="22"/>
+          <w:szCs w:val="22"/>
+        </w:rPr>
+        <w:t>EMPRESA BRASILEIRA DE CORREIOS E TELÉGRAFOS.</w:t>
       </w:r>
     </w:p>
     <w:p>
@@ -60,107 +132,13 @@
       </w:pPr>
       <w:r>
         <w:rPr/>
-        <w:t xml:space="preserve">                                      </w:t>
-      </w:r>
-    </w:p>
-    <w:p>
-      <w:pPr>
-        <w:pStyle w:val="Normal"/>
-        <w:spacing w:lineRule="exact" w:line="360" w:before="0" w:after="160"/>
-        <w:ind w:hanging="0"/>
-        <w:jc w:val="both"/>
-        <w:rPr/>
-      </w:pPr>
-      <w:r>
-        <w:rPr>
-          <w:rFonts w:eastAsia="Arial" w:cs="Arial"/>
-          <w:b/>
-          <w:bCs/>
-          <w:sz w:val="22"/>
-          <w:szCs w:val="22"/>
-        </w:rPr>
-        <w:t>Autos nº. [Nº DO PROCESSO].</w:t>
-      </w:r>
-    </w:p>
-    <w:p>
-      <w:pPr>
-        <w:pStyle w:val="Normal"/>
-        <w:spacing w:lineRule="exact" w:line="360" w:before="0" w:after="160"/>
-        <w:ind w:hanging="0"/>
-        <w:jc w:val="both"/>
-        <w:rPr/>
-      </w:pPr>
-      <w:r>
-        <w:rPr>
-          <w:rFonts w:eastAsia="Arial" w:cs="Arial"/>
-          <w:b/>
-          <w:bCs/>
-          <w:sz w:val="22"/>
-          <w:szCs w:val="22"/>
-        </w:rPr>
-        <w:t xml:space="preserve">RECLAMANTE: </w:t>
-      </w:r>
-      <w:r>
-        <w:rPr>
-          <w:rFonts w:eastAsia="Arial" w:cs="Arial"/>
-          <w:sz w:val="22"/>
-          <w:szCs w:val="22"/>
-        </w:rPr>
-        <w:t>[NOME DA RECLAMANTE].</w:t>
-      </w:r>
-    </w:p>
-    <w:p>
-      <w:pPr>
-        <w:pStyle w:val="Normal"/>
-        <w:spacing w:lineRule="exact" w:line="360" w:before="0" w:after="160"/>
-        <w:ind w:hanging="0"/>
-        <w:jc w:val="both"/>
-        <w:rPr/>
-      </w:pPr>
-      <w:r>
-        <w:rPr>
-          <w:rFonts w:eastAsia="Arial" w:cs="Arial"/>
-          <w:b/>
-          <w:bCs/>
-          <w:sz w:val="22"/>
-          <w:szCs w:val="22"/>
-        </w:rPr>
-        <w:t xml:space="preserve">RECLAMADA: </w:t>
-      </w:r>
-      <w:r>
-        <w:rPr>
-          <w:rFonts w:eastAsia="Arial" w:cs="Arial"/>
-          <w:sz w:val="22"/>
-          <w:szCs w:val="22"/>
-        </w:rPr>
-        <w:t>EMPRESA BRASILEIRA DE CORREIOS E TELÉGRAFOS.</w:t>
-      </w:r>
-    </w:p>
-    <w:p>
-      <w:pPr>
-        <w:pStyle w:val="Normal"/>
-        <w:spacing w:before="0" w:after="200"/>
-        <w:rPr/>
-      </w:pPr>
-      <w:r>
-        <w:rPr/>
-      </w:r>
-    </w:p>
-    <w:p>
-      <w:pPr>
-        <w:pStyle w:val="Normal"/>
-        <w:spacing w:before="0" w:after="200"/>
-        <w:rPr/>
-      </w:pPr>
-      <w:r>
-        <w:rPr/>
-      </w:r>
-    </w:p>
-    <w:p>
-      <w:pPr>
-        <w:pStyle w:val="Normal"/>
-        <w:spacing w:lineRule="exact" w:line="360" w:before="0" w:after="120"/>
-        <w:ind w:firstLine="1701"/>
+      </w:r>
+    </w:p>
+    <w:p>
+      <w:pPr>
+        <w:pStyle w:val="Normal"/>
+        <w:spacing w:lineRule="exact" w:line="360" w:before="0" w:after="160"/>
+        <w:ind w:left="0" w:right="0" w:firstLine="1701"/>
         <w:jc w:val="both"/>
         <w:rPr/>
       </w:pPr>
@@ -198,25 +176,43 @@
           <w:sz w:val="22"/>
           <w:szCs w:val="22"/>
         </w:rPr>
-        <w:t xml:space="preserve">, em epígrafe, que lhe move </w:t>
-      </w:r>
-      <w:r>
-        <w:rPr>
-          <w:rFonts w:eastAsia="Arial" w:cs="Arial"/>
-          <w:b/>
-          <w:bCs/>
-          <w:sz w:val="22"/>
-          <w:szCs w:val="22"/>
-        </w:rPr>
-        <w:t>[NOME DA RECLAMANTE]</w:t>
-      </w:r>
-      <w:r>
-        <w:rPr>
-          <w:rFonts w:eastAsia="Arial" w:cs="Arial"/>
-          <w:sz w:val="22"/>
-          <w:szCs w:val="22"/>
-        </w:rPr>
-        <w:t xml:space="preserve">, por meio do procurador que esta subscreve, vem, respeitosamente, à presença de Vossa Excelência, com [FUNDAMENTAÇÃO LEGAL DE ADMISSIBILIDADE — ex.: arts. 847 CLT c/c 336 CPC para contestação], apresentar </w:t>
+        <w:t xml:space="preserve"> em epígrafe, que lhe move </w:t>
+      </w:r>
+      <w:r>
+        <w:rPr>
+          <w:rFonts w:eastAsia="Arial" w:cs="Arial"/>
+          <w:b/>
+          <w:bCs/>
+          <w:sz w:val="22"/>
+          <w:szCs w:val="22"/>
+        </w:rPr>
+        <w:t>[NOME DA PARTE]</w:t>
+      </w:r>
+      <w:r>
+        <w:rPr>
+          <w:rFonts w:eastAsia="Arial" w:cs="Arial"/>
+          <w:sz w:val="22"/>
+          <w:szCs w:val="22"/>
+        </w:rPr>
+        <w:t xml:space="preserve">, por meio do procurador que esta subscreve, vem, respeitosamente, à presença de Vossa Excelência, com fundamento em </w:t>
+      </w:r>
+      <w:r>
+        <w:rPr>
+          <w:rFonts w:eastAsia="Arial" w:cs="Arial"/>
+          <w:b/>
+          <w:bCs/>
+          <w:sz w:val="22"/>
+          <w:szCs w:val="22"/>
+        </w:rPr>
+        <w:t>[FUNDAMENTAÇÃO LEGAL DE ADMISSIBILIDADE]</w:t>
+      </w:r>
+      <w:r>
+        <w:rPr>
+          <w:rFonts w:eastAsia="Arial" w:cs="Arial"/>
+          <w:sz w:val="22"/>
+          <w:szCs w:val="22"/>
+        </w:rPr>
+        <w:t xml:space="preserve">, apresentar </w:t>
       </w:r>
       <w:r>
         <w:rPr>
@@ -240,30 +236,158 @@
     <w:p>
       <w:pPr>
         <w:pStyle w:val="Normal"/>
-        <w:widowControl/>
-        <w:bidi w:val="0"/>
+        <w:keepNext/>
+        <w:pBdr>
+          <w:top w:val="single" w:sz="6" w:space="4" w:color="000000"/>
+          <w:left w:val="single" w:sz="6" w:space="4" w:color="000000"/>
+          <w:bottom w:val="single" w:sz="6" w:space="4" w:color="000000"/>
+          <w:right w:val="single" w:sz="6" w:space="4" w:color="000000"/>
+        </w:pBdr>
+        <w:spacing w:lineRule="exact" w:line="240" w:before="320" w:after="260"/>
+        <w:ind w:left="0" w:right="0" w:hanging="0"/>
+        <w:jc w:val="center"/>
+        <w:rPr/>
+      </w:pPr>
+      <w:r>
+        <w:rPr>
+          <w:rFonts w:eastAsia="Arial" w:cs="Arial"/>
+          <w:b/>
+          <w:bCs/>
+          <w:sz w:val="22"/>
+          <w:szCs w:val="22"/>
+        </w:rPr>
+        <w:t>[TÍTULO DO TÓPICO PRINCIPAL]</w:t>
+      </w:r>
+    </w:p>
+    <w:p>
+      <w:pPr>
+        <w:pStyle w:val="Normal"/>
         <w:spacing w:lineRule="exact" w:line="360" w:before="0" w:after="160"/>
         <w:ind w:left="0" w:right="0" w:firstLine="1701"/>
         <w:jc w:val="both"/>
-        <w:rPr>
+        <w:rPr/>
+      </w:pPr>
+      <w:r>
+        <w:rPr>
+          <w:rFonts w:eastAsia="Arial" w:cs="Arial"/>
+          <w:sz w:val="22"/>
+          <w:szCs w:val="22"/>
+        </w:rPr>
+        <w:t>Tópico principal: retângulo de borda simples de 0,75 pt nos quatro lados, parágrafo centralizado, texto em negrito e sem sublinhado. Use-o apenas nas grandes divisões da peça — PRELIMINARMENTE, DO MÉRITO, DO PREQUESTIONAMENTO, DOS REQUERIMENTOS.</w:t>
+      </w:r>
+    </w:p>
+    <w:p>
+      <w:pPr>
+        <w:pStyle w:val="Normal"/>
+        <w:spacing w:lineRule="exact" w:line="360" w:before="0" w:after="160"/>
+        <w:ind w:left="0" w:right="0" w:firstLine="1701"/>
+        <w:jc w:val="both"/>
+        <w:rPr/>
+      </w:pPr>
+      <w:r>
+        <w:rPr>
+          <w:rFonts w:eastAsia="Arial" w:cs="Arial"/>
+          <w:sz w:val="22"/>
+          <w:szCs w:val="22"/>
+        </w:rPr>
+        <w:t>Corpo: recuo de primeira linha de 3 cm, justificado, Arial 11 e entrelinha exata de 1,5. É o parágrafo padrão da peça, e este mesmo é um exemplar dele.</w:t>
+      </w:r>
+    </w:p>
+    <w:p>
+      <w:pPr>
+        <w:pStyle w:val="Normal"/>
+        <w:keepNext/>
+        <w:spacing w:lineRule="exact" w:line="360" w:before="200" w:after="120"/>
+        <w:ind w:left="1701" w:hanging="0"/>
+        <w:jc w:val="both"/>
+        <w:rPr>
+          <w:u w:val="single"/>
+        </w:rPr>
+      </w:pPr>
+      <w:r>
+        <w:rPr>
+          <w:rFonts w:eastAsia="Arial" w:cs="Arial"/>
+          <w:b/>
+          <w:bCs/>
+          <w:sz w:val="22"/>
+          <w:szCs w:val="22"/>
+          <w:u w:val="single"/>
+        </w:rPr>
+        <w:t>1 – [TÍTULO DO SUBTÓPICO]</w:t>
+      </w:r>
+    </w:p>
+    <w:p>
+      <w:pPr>
+        <w:pStyle w:val="Normal"/>
+        <w:spacing w:lineRule="exact" w:line="360" w:before="0" w:after="160"/>
+        <w:ind w:left="0" w:right="0" w:firstLine="1701"/>
+        <w:jc w:val="both"/>
+        <w:rPr/>
+      </w:pPr>
+      <w:r>
+        <w:rPr>
+          <w:rFonts w:eastAsia="Arial" w:cs="Arial"/>
+          <w:sz w:val="22"/>
+          <w:szCs w:val="22"/>
+        </w:rPr>
+        <w:t>Subtópico: numeração arábica seguida de travessão, recuo de bloco de 3 cm (sem recuo de primeira linha), em negrito e sublinhado. Numere na sequência dentro de cada tópico principal.</w:t>
+      </w:r>
+    </w:p>
+    <w:p>
+      <w:pPr>
+        <w:pStyle w:val="Normal"/>
+        <w:spacing w:lineRule="exact" w:line="360" w:before="0" w:after="160"/>
+        <w:ind w:left="0" w:right="0" w:firstLine="1701"/>
+        <w:jc w:val="both"/>
+        <w:rPr/>
+      </w:pPr>
+      <w:r>
+        <w:rPr>
+          <w:rFonts w:eastAsia="Arial" w:cs="Arial"/>
+          <w:sz w:val="22"/>
+          <w:szCs w:val="22"/>
+        </w:rPr>
+        <w:t xml:space="preserve">A citação de lei, súmula, ementa ou trecho de decisão vem em bloco recuado, </w:t>
+      </w:r>
+      <w:r>
+        <w:rPr>
+          <w:rFonts w:eastAsia="Arial" w:cs="Arial"/>
           <w:i/>
-        </w:rPr>
+          <w:sz w:val="22"/>
+          <w:szCs w:val="22"/>
+        </w:rPr>
+        <w:t>verbis</w:t>
+      </w:r>
+      <w:r>
+        <w:rPr>
+          <w:rFonts w:eastAsia="Arial" w:cs="Arial"/>
+          <w:sz w:val="22"/>
+          <w:szCs w:val="22"/>
+        </w:rPr>
+        <w:t>:</w:t>
+      </w:r>
+    </w:p>
+    <w:p>
+      <w:pPr>
+        <w:pStyle w:val="Normal"/>
+        <w:spacing w:lineRule="exact" w:line="260" w:before="0" w:after="160"/>
+        <w:ind w:left="1701" w:right="0" w:hanging="0"/>
+        <w:jc w:val="both"/>
+        <w:rPr/>
       </w:pPr>
       <w:r>
         <w:rPr>
           <w:rFonts w:eastAsia="Arial" w:cs="Arial"/>
           <w:i/>
-          <w:sz w:val="22"/>
-          <w:szCs w:val="22"/>
-        </w:rPr>
-        <w:t>[CORPO DA PEÇA — preliminares, mérito e requerimentos variam por tipo de peça e tema; ver modelo específico em modelos/&lt;área&gt;/&lt;tipo_peça&gt;__&lt;tema&gt;.md]</w:t>
-      </w:r>
-    </w:p>
-    <w:p>
-      <w:pPr>
-        <w:pStyle w:val="Normal"/>
-        <w:widowControl/>
-        <w:bidi w:val="0"/>
+          <w:sz w:val="20"/>
+          <w:szCs w:val="20"/>
+        </w:rPr>
+        <w:t>Citação em bloco: recuo esquerdo de 3 cm, corpo reduzido para 10 pt, itálico e entrelinha menor que a do corpo. A referência do julgado vem ao final, entre parênteses e em negrito.</w:t>
+      </w:r>
+    </w:p>
+    <w:p>
+      <w:pPr>
+        <w:pStyle w:val="Normal"/>
         <w:spacing w:lineRule="exact" w:line="360" w:before="0" w:after="160"/>
         <w:ind w:left="0" w:right="0" w:firstLine="1701"/>
         <w:jc w:val="both"/>
@@ -275,14 +399,221 @@
           <w:sz w:val="22"/>
           <w:szCs w:val="22"/>
         </w:rPr>
+        <w:t>Listas dentro do corpo usam travessão, com recuo de 3,6 cm e pendente de 0,6 cm:</w:t>
+      </w:r>
+    </w:p>
+    <w:p>
+      <w:pPr>
+        <w:pStyle w:val="Normal"/>
+        <w:spacing w:lineRule="exact" w:line="360" w:before="0" w:after="160"/>
+        <w:ind w:left="2041" w:right="0" w:hanging="340"/>
+        <w:jc w:val="both"/>
+        <w:rPr/>
+      </w:pPr>
+      <w:r>
+        <w:rPr>
+          <w:rFonts w:eastAsia="Arial" w:cs="Arial"/>
+          <w:sz w:val="22"/>
+          <w:szCs w:val="22"/>
+        </w:rPr>
+        <w:t xml:space="preserve">– </w:t>
+      </w:r>
+      <w:r>
+        <w:rPr>
+          <w:rFonts w:eastAsia="Arial" w:cs="Arial"/>
+          <w:sz w:val="22"/>
+          <w:szCs w:val="22"/>
+        </w:rPr>
+        <w:t>primeiro item da lista;</w:t>
+      </w:r>
+    </w:p>
+    <w:p>
+      <w:pPr>
+        <w:pStyle w:val="Normal"/>
+        <w:spacing w:lineRule="exact" w:line="360" w:before="0" w:after="160"/>
+        <w:ind w:left="2041" w:right="0" w:hanging="340"/>
+        <w:jc w:val="both"/>
+        <w:rPr/>
+      </w:pPr>
+      <w:r>
+        <w:rPr>
+          <w:rFonts w:eastAsia="Arial" w:cs="Arial"/>
+          <w:sz w:val="22"/>
+          <w:szCs w:val="22"/>
+        </w:rPr>
+        <w:t xml:space="preserve">– </w:t>
+      </w:r>
+      <w:r>
+        <w:rPr>
+          <w:rFonts w:eastAsia="Arial" w:cs="Arial"/>
+          <w:sz w:val="22"/>
+          <w:szCs w:val="22"/>
+        </w:rPr>
+        <w:t>segundo item da lista.</w:t>
+      </w:r>
+    </w:p>
+    <w:p>
+      <w:pPr>
+        <w:pStyle w:val="Normal"/>
+        <w:keepNext/>
+        <w:pBdr>
+          <w:top w:val="single" w:sz="6" w:space="4" w:color="000000"/>
+          <w:left w:val="single" w:sz="6" w:space="4" w:color="000000"/>
+          <w:bottom w:val="single" w:sz="6" w:space="4" w:color="000000"/>
+          <w:right w:val="single" w:sz="6" w:space="4" w:color="000000"/>
+        </w:pBdr>
+        <w:spacing w:lineRule="exact" w:line="240" w:before="320" w:after="260"/>
+        <w:ind w:left="0" w:right="0" w:hanging="0"/>
+        <w:jc w:val="center"/>
+        <w:rPr/>
+      </w:pPr>
+      <w:r>
+        <w:rPr>
+          <w:rFonts w:eastAsia="Arial" w:cs="Arial"/>
+          <w:b/>
+          <w:bCs/>
+          <w:sz w:val="22"/>
+          <w:szCs w:val="22"/>
+        </w:rPr>
+        <w:t>DOS REQUERIMENTOS</w:t>
+      </w:r>
+    </w:p>
+    <w:p>
+      <w:pPr>
+        <w:pStyle w:val="Normal"/>
+        <w:spacing w:lineRule="exact" w:line="360" w:before="0" w:after="160"/>
+        <w:ind w:left="0" w:right="0" w:firstLine="1701"/>
+        <w:jc w:val="both"/>
+        <w:rPr/>
+      </w:pPr>
+      <w:r>
+        <w:rPr>
+          <w:rFonts w:eastAsia="Arial" w:cs="Arial"/>
+          <w:sz w:val="22"/>
+          <w:szCs w:val="22"/>
+        </w:rPr>
+        <w:t>Ante todo o exposto, requer a Reclamada:</w:t>
+      </w:r>
+    </w:p>
+    <w:p>
+      <w:pPr>
+        <w:pStyle w:val="Normal"/>
+        <w:spacing w:lineRule="exact" w:line="360" w:before="0" w:after="160"/>
+        <w:ind w:left="1701" w:right="0" w:hanging="0"/>
+        <w:jc w:val="both"/>
+        <w:rPr/>
+      </w:pPr>
+      <w:r>
+        <w:rPr>
+          <w:rFonts w:eastAsia="Arial" w:cs="Arial"/>
+          <w:b/>
+          <w:bCs/>
+          <w:sz w:val="22"/>
+          <w:szCs w:val="22"/>
+        </w:rPr>
+        <w:t xml:space="preserve">a) </w:t>
+      </w:r>
+      <w:r>
+        <w:rPr>
+          <w:rFonts w:eastAsia="Arial" w:cs="Arial"/>
+          <w:sz w:val="22"/>
+          <w:szCs w:val="22"/>
+        </w:rPr>
+        <w:t>as alíneas do rol de requerimentos usam o mesmo bloco de 3 cm do subtópico, com a letra em negrito e o texto em redondo;</w:t>
+      </w:r>
+    </w:p>
+    <w:p>
+      <w:pPr>
+        <w:pStyle w:val="Normal"/>
+        <w:spacing w:lineRule="exact" w:line="360" w:before="0" w:after="160"/>
+        <w:ind w:left="1701" w:right="0" w:hanging="0"/>
+        <w:jc w:val="both"/>
+        <w:rPr/>
+      </w:pPr>
+      <w:r>
+        <w:rPr>
+          <w:rFonts w:eastAsia="Arial" w:cs="Arial"/>
+          <w:b/>
+          <w:bCs/>
+          <w:sz w:val="22"/>
+          <w:szCs w:val="22"/>
+        </w:rPr>
+        <w:t xml:space="preserve">b) </w:t>
+      </w:r>
+      <w:r>
+        <w:rPr>
+          <w:rFonts w:eastAsia="Arial" w:cs="Arial"/>
+          <w:sz w:val="22"/>
+          <w:szCs w:val="22"/>
+        </w:rPr>
+        <w:t>uma alínea por requerimento, na ordem em que as teses foram desenvolvidas;</w:t>
+      </w:r>
+    </w:p>
+    <w:p>
+      <w:pPr>
+        <w:pStyle w:val="Normal"/>
+        <w:spacing w:lineRule="exact" w:line="360" w:before="0" w:after="160"/>
+        <w:ind w:left="1701" w:right="0" w:hanging="0"/>
+        <w:jc w:val="both"/>
+        <w:rPr/>
+      </w:pPr>
+      <w:r>
+        <w:rPr>
+          <w:rFonts w:eastAsia="Arial" w:cs="Arial"/>
+          <w:b/>
+          <w:bCs/>
+          <w:sz w:val="22"/>
+          <w:szCs w:val="22"/>
+        </w:rPr>
+        <w:t xml:space="preserve">c) </w:t>
+      </w:r>
+      <w:r>
+        <w:rPr>
+          <w:rFonts w:eastAsia="Arial" w:cs="Arial"/>
+          <w:sz w:val="22"/>
+          <w:szCs w:val="22"/>
+        </w:rPr>
+        <w:t xml:space="preserve">expressões de destaque, como </w:t>
+      </w:r>
+      <w:r>
+        <w:rPr>
+          <w:rFonts w:eastAsia="Arial" w:cs="Arial"/>
+          <w:b/>
+          <w:bCs/>
+          <w:sz w:val="22"/>
+          <w:szCs w:val="22"/>
+        </w:rPr>
+        <w:t>AD CAUTELAM</w:t>
+      </w:r>
+      <w:r>
+        <w:rPr>
+          <w:rFonts w:eastAsia="Arial" w:cs="Arial"/>
+          <w:sz w:val="22"/>
+          <w:szCs w:val="22"/>
+        </w:rPr>
+        <w:t>, ficam em negrito dentro da própria alínea.</w:t>
+      </w:r>
+    </w:p>
+    <w:p>
+      <w:pPr>
+        <w:pStyle w:val="Normal"/>
+        <w:spacing w:lineRule="exact" w:line="360" w:before="0" w:after="160"/>
+        <w:ind w:left="0" w:right="0" w:firstLine="1701"/>
+        <w:jc w:val="both"/>
+        <w:rPr/>
+      </w:pPr>
+      <w:r>
+        <w:rPr>
+          <w:rFonts w:eastAsia="Arial" w:cs="Arial"/>
+          <w:sz w:val="22"/>
+          <w:szCs w:val="22"/>
+        </w:rPr>
         <w:t>Nesses Termos,</w:t>
       </w:r>
     </w:p>
     <w:p>
       <w:pPr>
         <w:pStyle w:val="Normal"/>
-        <w:widowControl/>
-        <w:bidi w:val="0"/>
         <w:spacing w:lineRule="exact" w:line="360" w:before="0" w:after="160"/>
         <w:ind w:left="0" w:right="0" w:firstLine="1701"/>
         <w:jc w:val="both"/>
@@ -300,8 +631,6 @@
     <w:p>
       <w:pPr>
         <w:pStyle w:val="Normal"/>
-        <w:widowControl/>
-        <w:bidi w:val="0"/>
         <w:spacing w:lineRule="exact" w:line="360" w:before="0" w:after="160"/>
         <w:ind w:left="0" w:right="0" w:firstLine="1701"/>
         <w:jc w:val="both"/>
@@ -313,39 +642,7 @@
           <w:sz w:val="22"/>
           <w:szCs w:val="22"/>
         </w:rPr>
-        <w:t>Campo Grande/</w:t>
-      </w:r>
-      <w:r>
-        <w:rPr>
-          <w:rFonts w:eastAsia="Arial" w:cs="Arial"/>
-          <w:sz w:val="22"/>
-          <w:szCs w:val="22"/>
-        </w:rPr>
-        <w:t>MS</w:t>
-      </w:r>
-      <w:r>
-        <w:rPr>
-          <w:rFonts w:eastAsia="Arial" w:cs="Arial"/>
-          <w:sz w:val="22"/>
-          <w:szCs w:val="22"/>
-        </w:rPr>
-        <w:t xml:space="preserve">, </w:t>
-      </w:r>
-      <w:r>
-        <w:rPr>
-          <w:rFonts w:eastAsia="Arial" w:cs="Arial"/>
-          <w:sz w:val="22"/>
-          <w:szCs w:val="22"/>
-        </w:rPr>
-        <w:t>data de assinatura eletrônica</w:t>
-      </w:r>
-      <w:r>
-        <w:rPr>
-          <w:rFonts w:eastAsia="Arial" w:cs="Arial"/>
-          <w:sz w:val="22"/>
-          <w:szCs w:val="22"/>
-        </w:rPr>
-        <w:t>.</w:t>
+        <w:t>Campo Grande/MS, data de assinatura eletrônica.</w:t>
       </w:r>
     </w:p>
     <w:p>
@@ -420,7 +717,7 @@
 </file>
 
 <file path=word/footer1.xml><?xml version="1.0" encoding="utf-8"?>
-<w:ftr xmlns:o="urn:schemas-microsoft-com:office:office" xmlns:r="http://schemas.openxmlformats.org/officeDocument/2006/relationships" xmlns:v="urn:schemas-microsoft-com:vml" xmlns:w="http://schemas.openxmlformats.org/wordprocessingml/2006/main" xmlns:w10="urn:schemas-microsoft-com:office:word" xmlns:wp="http://schemas.openxmlformats.org/drawingml/2006/wordprocessingDrawing" xmlns:wps="http://schemas.microsoft.com/office/word/2010/wordprocessingShape" xmlns:wpg="http://schemas.microsoft.com/office/word/2010/wordprocessingGroup" xmlns:mc="http://schemas.openxmlformats.org/markup-compatibility/2006" xmlns:wp14="http://schemas.microsoft.com/office/word/2010/wordprocessingDrawing" xmlns:w14="http://schemas.microsoft.com/office/word/2010/wordml" mc:Ignorable="w14 wp14">
+<w:ftr xmlns:o="urn:schemas-microsoft-com:office:office" xmlns:r="http://schemas.openxmlformats.org/officeDocument/2006/relationships" xmlns:v="urn:schemas-microsoft-com:vml" xmlns:w="http://schemas.openxmlformats.org/wordprocessingml/2006/main" xmlns:w10="urn:schemas-microsoft-com:office:word" xmlns:wp="http://schemas.openxmlformats.org/drawingml/2006/wordprocessingDrawing" xmlns:wps="http://schemas.microsoft.com/office/word/2010/wordprocessingShape" xmlns:wpg="http://schemas.microsoft.com/office/word/2010/wordprocessingGroup" xmlns:mc="http://schemas.openxmlformats.org/markup-compatibility/2006" xmlns:wp14="http://schemas.microsoft.com/office/word/2010/wordprocessingDrawing" xmlns:w14="http://schemas.microsoft.com/office/word/2010/wordml" xmlns:w15="http://schemas.microsoft.com/office/word/2012/wordml" mc:Ignorable="w14 wp14 w15">
   <w:p>
     <w:pPr>
       <w:pStyle w:val="Normal"/>
@@ -477,7 +774,7 @@
     </w:r>
     <w:r>
       <w:rPr/>
-      <w:instrText> PAGE </w:instrText>
+      <w:instrText xml:space="preserve"> PAGE </w:instrText>
     </w:r>
     <w:r>
       <w:rPr/>
@@ -485,7 +782,7 @@
     </w:r>
     <w:r>
       <w:rPr/>
-      <w:t>12</w:t>
+      <w:t>19</w:t>
     </w:r>
     <w:r>
       <w:rPr/>
@@ -496,7 +793,7 @@
 </file>
 
 <file path=word/header1.xml><?xml version="1.0" encoding="utf-8"?>
-<w:hdr xmlns:o="urn:schemas-microsoft-com:office:office" xmlns:r="http://schemas.openxmlformats.org/officeDocument/2006/relationships" xmlns:v="urn:schemas-microsoft-com:vml" xmlns:w="http://schemas.openxmlformats.org/wordprocessingml/2006/main" xmlns:w10="urn:schemas-microsoft-com:office:word" xmlns:wp="http://schemas.openxmlformats.org/drawingml/2006/wordprocessingDrawing" xmlns:wps="http://schemas.microsoft.com/office/word/2010/wordprocessingShape" xmlns:wpg="http://schemas.microsoft.com/office/word/2010/wordprocessingGroup" xmlns:mc="http://schemas.openxmlformats.org/markup-compatibility/2006" xmlns:wp14="http://schemas.microsoft.com/office/word/2010/wordprocessingDrawing" xmlns:w14="http://schemas.microsoft.com/office/word/2010/wordml" mc:Ignorable="w14 wp14">
+<w:hdr xmlns:o="urn:schemas-microsoft-com:office:office" xmlns:r="http://schemas.openxmlformats.org/officeDocument/2006/relationships" xmlns:v="urn:schemas-microsoft-com:vml" xmlns:w="http://schemas.openxmlformats.org/wordprocessingml/2006/main" xmlns:w10="urn:schemas-microsoft-com:office:word" xmlns:wp="http://schemas.openxmlformats.org/drawingml/2006/wordprocessingDrawing" xmlns:wps="http://schemas.microsoft.com/office/word/2010/wordprocessingShape" xmlns:wpg="http://schemas.microsoft.com/office/word/2010/wordprocessingGroup" xmlns:mc="http://schemas.openxmlformats.org/markup-compatibility/2006" xmlns:wp14="http://schemas.microsoft.com/office/word/2010/wordprocessingDrawing" xmlns:w14="http://schemas.microsoft.com/office/word/2010/wordml" xmlns:w15="http://schemas.microsoft.com/office/word/2012/wordml" mc:Ignorable="w14 wp14 w15">
   <w:tbl>
     <w:tblPr>
       <w:tblW w:w="9071" w:type="dxa"/>
@@ -653,6 +950,7 @@
     <w:qFormat/>
     <w:pPr>
       <w:widowControl/>
+      <w:suppressAutoHyphens w:val="true"/>
       <w:bidi w:val="0"/>
       <w:spacing w:before="0" w:after="0"/>
       <w:jc w:val="left"/>
@@ -729,7 +1027,7 @@
     </w:rPr>
   </w:style>
   <w:style w:type="character" w:styleId="LinkdaInternet">
-    <w:name w:val="Link da Internet"/>
+    <w:name w:val="Hyperlink"/>
     <w:uiPriority w:val="99"/>
     <w:unhideWhenUsed/>
     <w:rPr>
@@ -738,7 +1036,7 @@
     </w:rPr>
   </w:style>
   <w:style w:type="character" w:styleId="Ncoradanotaderodap">
-    <w:name w:val="Âncora da nota de rodapé"/>
+    <w:name w:val="Footnote Reference"/>
     <w:rPr>
       <w:vertAlign w:val="superscript"/>
     </w:rPr>
@@ -755,7 +1053,6 @@
   </w:style>
   <w:style w:type="character" w:styleId="FootnoteTextChar">
     <w:name w:val="Footnote Text Char"/>
-    <w:link w:val="FootnoteText"/>
     <w:uiPriority w:val="99"/>
     <w:semiHidden/>
     <w:unhideWhenUsed/>
@@ -766,7 +1063,7 @@
     </w:rPr>
   </w:style>
   <w:style w:type="character" w:styleId="Ncoradanotadefim">
-    <w:name w:val="Âncora da nota de fim"/>
+    <w:name w:val="Endnote Reference"/>
     <w:rPr>
       <w:vertAlign w:val="superscript"/>
     </w:rPr>
@@ -783,7 +1080,6 @@
   </w:style>
   <w:style w:type="character" w:styleId="EndnoteTextChar">
     <w:name w:val="Endnote Text Char"/>
-    <w:link w:val="EndnoteText"/>
     <w:uiPriority w:val="99"/>
     <w:semiHidden/>
     <w:unhideWhenUsed/>
@@ -867,6 +1163,7 @@
     <w:qFormat/>
     <w:pPr>
       <w:widowControl/>
+      <w:suppressAutoHyphens w:val="true"/>
       <w:bidi w:val="0"/>
       <w:spacing w:before="0" w:after="0"/>
       <w:jc w:val="left"/>
@@ -887,6 +1184,7 @@
     <w:qFormat/>
     <w:pPr>
       <w:widowControl/>
+      <w:suppressAutoHyphens w:val="true"/>
       <w:bidi w:val="0"/>
       <w:spacing w:before="0" w:after="0"/>
       <w:jc w:val="left"/>
